--- a/docs/teaching/statistics-probability/final-revision.docx
+++ b/docs/teaching/statistics-probability/final-revision.docx
@@ -229,6 +229,88 @@
         <w:t xml:space="preserve"> </w:t>
       </w:r>
       <w:r>
+        <w:t xml:space="preserve">Une</w:t>
+      </w:r>
+      <w:r>
+        <w:t xml:space="preserve"> </w:t>
+      </w:r>
+      <w:r>
+        <w:t xml:space="preserve">table</w:t>
+      </w:r>
+      <w:r>
+        <w:t xml:space="preserve"> </w:t>
+      </w:r>
+      <w:r>
+        <w:t xml:space="preserve">de</w:t>
+      </w:r>
+      <w:r>
+        <w:t xml:space="preserve"> </w:t>
+      </w:r>
+      <w:r>
+        <w:t xml:space="preserve">la</w:t>
+      </w:r>
+      <w:r>
+        <w:t xml:space="preserve"> </w:t>
+      </w:r>
+      <w:r>
+        <w:t xml:space="preserve">loi</w:t>
+      </w:r>
+      <w:r>
+        <w:t xml:space="preserve"> </w:t>
+      </w:r>
+      <w:r>
+        <w:t xml:space="preserve">normale</w:t>
+      </w:r>
+      <w:r>
+        <w:t xml:space="preserve"> </w:t>
+      </w:r>
+      <m:oMath>
+        <m:r>
+          <m:rPr>
+            <m:sty m:val="p"/>
+            <m:scr m:val="script"/>
+          </m:rPr>
+          <m:t>N</m:t>
+        </m:r>
+        <m:d>
+          <m:dPr>
+            <m:begChr m:val="("/>
+            <m:endChr m:val=")"/>
+            <m:sepChr m:val=""/>
+            <m:grow/>
+          </m:dPr>
+          <m:e>
+            <m:r>
+              <m:t>0</m:t>
+            </m:r>
+            <m:r>
+              <m:rPr>
+                <m:sty m:val="p"/>
+              </m:rPr>
+              <m:t>,</m:t>
+            </m:r>
+            <m:r>
+              <m:t>1</m:t>
+            </m:r>
+          </m:e>
+        </m:d>
+      </m:oMath>
+      <w:r>
+        <w:t xml:space="preserve"> </w:t>
+      </w:r>
+      <w:r>
+        <w:t xml:space="preserve">est</w:t>
+      </w:r>
+      <w:r>
+        <w:t xml:space="preserve"> </w:t>
+      </w:r>
+      <w:r>
+        <w:t xml:space="preserve">fournie.</w:t>
+      </w:r>
+      <w:r>
+        <w:t xml:space="preserve"> </w:t>
+      </w:r>
+      <w:r>
         <w:t xml:space="preserve">Les</w:t>
       </w:r>
       <w:r>
@@ -499,7 +581,7 @@
           </m:e>
           <m:sub>
             <m:r>
-              <m:t>4</m:t>
+              <m:t>2</m:t>
             </m:r>
             <m:r>
               <m:t> </m:t>
@@ -539,7 +621,7 @@
           <m:t>=</m:t>
         </m:r>
         <m:r>
-          <m:t>9</m:t>
+          <m:t>5</m:t>
         </m:r>
         <m:r>
           <m:rPr>
@@ -548,7 +630,7 @@
           <m:t>,</m:t>
         </m:r>
         <m:r>
-          <m:t>488</m:t>
+          <m:t>991</m:t>
         </m:r>
       </m:oMath>
       <w:r>
@@ -589,7 +671,7 @@
         <w:t xml:space="preserve">Exercice 1 — Statistiques bivariées (30 points)</w:t>
       </w:r>
     </w:p>
-    <w:bookmarkStart w:id="20" w:name="Xd5d7d8ba4483c8adda4804b4d0928411c8773a3"/>
+    <w:bookmarkStart w:id="20" w:name="Xad3fc7300a98d60707e7cfdc4cf2da5a13e0a18"/>
     <w:p>
       <w:pPr>
         <w:pStyle w:val="Heading3"/>
@@ -618,7 +700,7 @@
         <w:t xml:space="preserve"> </w:t>
       </w:r>
       <w:r>
-        <w:t xml:space="preserve">(18 points)</w:t>
+        <w:t xml:space="preserve">(16 points)</w:t>
       </w:r>
     </w:p>
     <w:p>
@@ -626,7 +708,7 @@
         <w:pStyle w:val="FirstParagraph"/>
       </w:pPr>
       <w:r>
-        <w:t xml:space="preserve">Une étude de satisfaction est menée auprès de</w:t>
+        <w:t xml:space="preserve">Une enquête de satisfaction est menée auprès de</w:t>
       </w:r>
       <w:r>
         <w:t xml:space="preserve"> </w:t>
@@ -636,19 +718,19 @@
           <w:bCs/>
           <w:b/>
         </w:rPr>
-        <w:t xml:space="preserve">240 clients</w:t>
-      </w:r>
-      <w:r>
-        <w:t xml:space="preserve"> </w:t>
-      </w:r>
-      <w:r>
-        <w:t xml:space="preserve">d’une banque. On</w:t>
-      </w:r>
-      <w:r>
-        <w:t xml:space="preserve"> </w:t>
-      </w:r>
-      <w:r>
-        <w:t xml:space="preserve">croise deux variables catégorielles :</w:t>
+        <w:t xml:space="preserve">200 salariés</w:t>
+      </w:r>
+      <w:r>
+        <w:t xml:space="preserve"> </w:t>
+      </w:r>
+      <w:r>
+        <w:t xml:space="preserve">d’une entreprise.</w:t>
+      </w:r>
+      <w:r>
+        <w:t xml:space="preserve"> </w:t>
+      </w:r>
+      <w:r>
+        <w:t xml:space="preserve">On croise deux variables :</w:t>
       </w:r>
     </w:p>
     <w:p>
@@ -670,13 +752,13 @@
           <w:bCs/>
           <w:b/>
         </w:rPr>
-        <w:t xml:space="preserve">type de client</w:t>
-      </w:r>
-      <w:r>
-        <w:t xml:space="preserve"> </w:t>
-      </w:r>
-      <w:r>
-        <w:t xml:space="preserve">: Particulier, Professionnel, Entreprise ;</w:t>
+        <w:t xml:space="preserve">statut</w:t>
+      </w:r>
+      <w:r>
+        <w:t xml:space="preserve"> </w:t>
+      </w:r>
+      <w:r>
+        <w:t xml:space="preserve">: Cadre, Non-cadre ;</w:t>
       </w:r>
     </w:p>
     <w:p>
@@ -705,14 +787,6 @@
       </w:r>
       <w:r>
         <w:t xml:space="preserve">: Insatisfait, Neutre, Satisfait.</w:t>
-      </w:r>
-    </w:p>
-    <w:p>
-      <w:pPr>
-        <w:pStyle w:val="FirstParagraph"/>
-      </w:pPr>
-      <w:r>
-        <w:t xml:space="preserve">Les résultats sont résumés dans le tableau suivant :</w:t>
       </w:r>
     </w:p>
     <w:tbl>
@@ -807,7 +881,7 @@
                 <w:bCs/>
                 <w:b/>
               </w:rPr>
-              <w:t xml:space="preserve">Particulier</w:t>
+              <w:t xml:space="preserve">Cadre</w:t>
             </w:r>
           </w:p>
         </w:tc>
@@ -819,7 +893,7 @@
               <w:jc w:val="center"/>
             </w:pPr>
             <w:r>
-              <w:t xml:space="preserve">30</w:t>
+              <w:t xml:space="preserve">18</w:t>
             </w:r>
           </w:p>
         </w:tc>
@@ -831,7 +905,7 @@
               <w:jc w:val="center"/>
             </w:pPr>
             <w:r>
-              <w:t xml:space="preserve">35</w:t>
+              <w:t xml:space="preserve">32</w:t>
             </w:r>
           </w:p>
         </w:tc>
@@ -843,77 +917,7 @@
               <w:jc w:val="center"/>
             </w:pPr>
             <w:r>
-              <w:t xml:space="preserve">15</w:t>
-            </w:r>
-          </w:p>
-        </w:tc>
-        <w:tc>
-          <w:tcPr/>
-          <w:p>
-            <w:pPr>
-              <w:pStyle w:val="Compact"/>
-              <w:jc w:val="center"/>
-            </w:pPr>
-            <w:r>
-              <w:rPr>
-                <w:bCs/>
-                <w:b/>
-              </w:rPr>
-              <w:t xml:space="preserve">80</w:t>
-            </w:r>
-          </w:p>
-        </w:tc>
-      </w:tr>
-      <w:tr>
-        <w:tc>
-          <w:tcPr/>
-          <w:p>
-            <w:pPr>
-              <w:pStyle w:val="Compact"/>
-              <w:jc w:val="center"/>
-            </w:pPr>
-            <w:r>
-              <w:rPr>
-                <w:bCs/>
-                <w:b/>
-              </w:rPr>
-              <w:t xml:space="preserve">Professionnel</w:t>
-            </w:r>
-          </w:p>
-        </w:tc>
-        <w:tc>
-          <w:tcPr/>
-          <w:p>
-            <w:pPr>
-              <w:pStyle w:val="Compact"/>
-              <w:jc w:val="center"/>
-            </w:pPr>
-            <w:r>
-              <w:t xml:space="preserve">20</w:t>
-            </w:r>
-          </w:p>
-        </w:tc>
-        <w:tc>
-          <w:tcPr/>
-          <w:p>
-            <w:pPr>
-              <w:pStyle w:val="Compact"/>
-              <w:jc w:val="center"/>
-            </w:pPr>
-            <w:r>
-              <w:t xml:space="preserve">55</w:t>
-            </w:r>
-          </w:p>
-        </w:tc>
-        <w:tc>
-          <w:tcPr/>
-          <w:p>
-            <w:pPr>
-              <w:pStyle w:val="Compact"/>
-              <w:jc w:val="center"/>
-            </w:pPr>
-            <w:r>
-              <w:t xml:space="preserve">25</w:t>
+              <w:t xml:space="preserve">50</w:t>
             </w:r>
           </w:p>
         </w:tc>
@@ -947,7 +951,7 @@
                 <w:bCs/>
                 <w:b/>
               </w:rPr>
-              <w:t xml:space="preserve">Entreprise</w:t>
+              <w:t xml:space="preserve">Non-cadre</w:t>
             </w:r>
           </w:p>
         </w:tc>
@@ -959,7 +963,19 @@
               <w:jc w:val="center"/>
             </w:pPr>
             <w:r>
-              <w:t xml:space="preserve">10</w:t>
+              <w:t xml:space="preserve">22</w:t>
+            </w:r>
+          </w:p>
+        </w:tc>
+        <w:tc>
+          <w:tcPr/>
+          <w:p>
+            <w:pPr>
+              <w:pStyle w:val="Compact"/>
+              <w:jc w:val="center"/>
+            </w:pPr>
+            <w:r>
+              <w:t xml:space="preserve">48</w:t>
             </w:r>
           </w:p>
         </w:tc>
@@ -983,23 +999,11 @@
               <w:jc w:val="center"/>
             </w:pPr>
             <w:r>
-              <w:t xml:space="preserve">20</w:t>
-            </w:r>
-          </w:p>
-        </w:tc>
-        <w:tc>
-          <w:tcPr/>
-          <w:p>
-            <w:pPr>
-              <w:pStyle w:val="Compact"/>
-              <w:jc w:val="center"/>
-            </w:pPr>
-            <w:r>
               <w:rPr>
                 <w:bCs/>
                 <w:b/>
               </w:rPr>
-              <w:t xml:space="preserve">60</w:t>
+              <w:t xml:space="preserve">100</w:t>
             </w:r>
           </w:p>
         </w:tc>
@@ -1033,7 +1037,7 @@
                 <w:bCs/>
                 <w:b/>
               </w:rPr>
-              <w:t xml:space="preserve">60</w:t>
+              <w:t xml:space="preserve">40</w:t>
             </w:r>
           </w:p>
         </w:tc>
@@ -1049,7 +1053,7 @@
                 <w:bCs/>
                 <w:b/>
               </w:rPr>
-              <w:t xml:space="preserve">120</w:t>
+              <w:t xml:space="preserve">80</w:t>
             </w:r>
           </w:p>
         </w:tc>
@@ -1065,7 +1069,7 @@
                 <w:bCs/>
                 <w:b/>
               </w:rPr>
-              <w:t xml:space="preserve">60</w:t>
+              <w:t xml:space="preserve">80</w:t>
             </w:r>
           </w:p>
         </w:tc>
@@ -1081,7 +1085,7 @@
                 <w:bCs/>
                 <w:b/>
               </w:rPr>
-              <w:t xml:space="preserve">240</w:t>
+              <w:t xml:space="preserve">200</w:t>
             </w:r>
           </w:p>
         </w:tc>
@@ -1128,13 +1132,35 @@
         <w:t xml:space="preserve"> </w:t>
       </w:r>
       <w:r>
-        <w:t xml:space="preserve">(en %) de la variable</w:t>
-      </w:r>
-      <w:r>
-        <w:t xml:space="preserve"> </w:t>
-      </w:r>
-      <w:r>
-        <w:t xml:space="preserve">« type de client » et de la variable « satisfaction ».</w:t>
+        <w:t xml:space="preserve">(en %) de chaque variable.</w:t>
+      </w:r>
+      <w:r>
+        <w:t xml:space="preserve"> </w:t>
+      </w:r>
+      <w:r>
+        <w:t xml:space="preserve">Donner la</w:t>
+      </w:r>
+      <w:r>
+        <w:t xml:space="preserve"> </w:t>
+      </w:r>
+      <w:r>
+        <w:rPr>
+          <w:bCs/>
+          <w:b/>
+        </w:rPr>
+        <w:t xml:space="preserve">distribution conditionnelle</w:t>
+      </w:r>
+      <w:r>
+        <w:t xml:space="preserve"> </w:t>
+      </w:r>
+      <w:r>
+        <w:t xml:space="preserve">du niveau de satisfaction pour les</w:t>
+      </w:r>
+      <w:r>
+        <w:t xml:space="preserve"> </w:t>
+      </w:r>
+      <w:r>
+        <w:t xml:space="preserve">non-cadres et interpréter.</w:t>
       </w:r>
     </w:p>
     <w:p>
@@ -1147,69 +1173,6 @@
           <w:b/>
         </w:rPr>
         <w:t xml:space="preserve">2.</w:t>
-      </w:r>
-      <w:r>
-        <w:t xml:space="preserve"> </w:t>
-      </w:r>
-      <w:r>
-        <w:rPr>
-          <w:iCs/>
-          <w:i/>
-        </w:rPr>
-        <w:t xml:space="preserve">(3 pts)</w:t>
-      </w:r>
-      <w:r>
-        <w:t xml:space="preserve"> </w:t>
-      </w:r>
-      <w:r>
-        <w:t xml:space="preserve">Déterminer la</w:t>
-      </w:r>
-      <w:r>
-        <w:t xml:space="preserve"> </w:t>
-      </w:r>
-      <w:r>
-        <w:rPr>
-          <w:bCs/>
-          <w:b/>
-        </w:rPr>
-        <w:t xml:space="preserve">distribution conditionnelle</w:t>
-      </w:r>
-      <w:r>
-        <w:t xml:space="preserve"> </w:t>
-      </w:r>
-      <w:r>
-        <w:t xml:space="preserve">du niveau de</w:t>
-      </w:r>
-      <w:r>
-        <w:t xml:space="preserve"> </w:t>
-      </w:r>
-      <w:r>
-        <w:t xml:space="preserve">satisfaction sachant que le client est de type</w:t>
-      </w:r>
-      <w:r>
-        <w:t xml:space="preserve"> </w:t>
-      </w:r>
-      <w:r>
-        <w:rPr>
-          <w:iCs/>
-          <w:i/>
-        </w:rPr>
-        <w:t xml:space="preserve">Entreprise</w:t>
-      </w:r>
-      <w:r>
-        <w:t xml:space="preserve">. Interpréter.</w:t>
-      </w:r>
-    </w:p>
-    <w:p>
-      <w:pPr>
-        <w:pStyle w:val="BodyText"/>
-      </w:pPr>
-      <w:r>
-        <w:rPr>
-          <w:bCs/>
-          <w:b/>
-        </w:rPr>
-        <w:t xml:space="preserve">3.</w:t>
       </w:r>
       <w:r>
         <w:t xml:space="preserve"> </w:t>
@@ -1266,7 +1229,7 @@
                 <m:nor/>
                 <m:sty m:val="p"/>
               </m:rPr>
-              <m:t>Professionnel</m:t>
+              <m:t>Cadre</m:t>
             </m:r>
           </m:e>
         </m:d>
@@ -1334,7 +1297,7 @@
                 <m:nor/>
                 <m:sty m:val="p"/>
               </m:rPr>
-              <m:t>Particulier</m:t>
+              <m:t>Cadre</m:t>
             </m:r>
             <m:r>
               <m:rPr>
@@ -1347,7 +1310,7 @@
                 <m:nor/>
                 <m:sty m:val="p"/>
               </m:rPr>
-              <m:t>Insatisfait</m:t>
+              <m:t>Neutre</m:t>
             </m:r>
           </m:e>
         </m:d>
@@ -1365,7 +1328,7 @@
           <w:bCs/>
           <w:b/>
         </w:rPr>
-        <w:t xml:space="preserve">4.</w:t>
+        <w:t xml:space="preserve">3.</w:t>
       </w:r>
       <w:r>
         <w:t xml:space="preserve"> </w:t>
@@ -1375,528 +1338,397 @@
           <w:iCs/>
           <w:i/>
         </w:rPr>
-        <w:t xml:space="preserve">(6 pts)</w:t>
-      </w:r>
-      <w:r>
-        <w:t xml:space="preserve"> </w:t>
-      </w:r>
-      <w:r>
-        <w:t xml:space="preserve">On souhaite tester l’</w:t>
+        <w:t xml:space="preserve">(4 pts)</w:t>
+      </w:r>
+      <w:r>
+        <w:t xml:space="preserve"> </w:t>
+      </w:r>
+      <w:r>
+        <w:t xml:space="preserve">Calculer les</w:t>
+      </w:r>
+      <w:r>
+        <w:t xml:space="preserve"> </w:t>
       </w:r>
       <w:r>
         <w:rPr>
           <w:bCs/>
           <w:b/>
         </w:rPr>
-        <w:t xml:space="preserve">indépendance</w:t>
-      </w:r>
-      <w:r>
-        <w:t xml:space="preserve"> </w:t>
-      </w:r>
-      <w:r>
-        <w:t xml:space="preserve">entre le type de client et</w:t>
-      </w:r>
-      <w:r>
-        <w:t xml:space="preserve"> </w:t>
-      </w:r>
-      <w:r>
-        <w:t xml:space="preserve">le niveau de satisfaction au seuil</w:t>
-      </w:r>
-      <w:r>
-        <w:t xml:space="preserve"> </w:t>
-      </w:r>
-      <m:oMath>
-        <m:r>
-          <m:t>α</m:t>
-        </m:r>
-        <m:r>
-          <m:rPr>
-            <m:sty m:val="p"/>
-          </m:rPr>
-          <m:t>=</m:t>
-        </m:r>
-        <m:r>
-          <m:t>5</m:t>
-        </m:r>
-        <m:r>
-          <m:t> </m:t>
-        </m:r>
-        <m:r>
-          <m:rPr>
-            <m:sty m:val="p"/>
-          </m:rPr>
-          <m:t>%</m:t>
-        </m:r>
-      </m:oMath>
-      <w:r>
-        <w:t xml:space="preserve">.</w:t>
+        <w:t xml:space="preserve">effectifs théoriques</w:t>
+      </w:r>
+      <w:r>
+        <w:t xml:space="preserve"> </w:t>
+      </w:r>
+      <m:oMath>
+        <m:sSub>
+          <m:e>
+            <m:r>
+              <m:t>e</m:t>
+            </m:r>
+          </m:e>
+          <m:sub>
+            <m:r>
+              <m:t>i</m:t>
+            </m:r>
+            <m:r>
+              <m:t>j</m:t>
+            </m:r>
+          </m:sub>
+        </m:sSub>
+      </m:oMath>
+      <w:r>
+        <w:t xml:space="preserve"> </w:t>
+      </w:r>
+      <w:r>
+        <w:t xml:space="preserve">sous l’hypothèse</w:t>
+      </w:r>
+      <w:r>
+        <w:t xml:space="preserve"> </w:t>
+      </w:r>
+      <w:r>
+        <w:t xml:space="preserve">d’indépendance. Vérifier qu’ils sont tous supérieurs à 5.</w:t>
       </w:r>
     </w:p>
     <w:p>
       <w:pPr>
-        <w:numPr>
-          <w:ilvl w:val="0"/>
-          <w:numId w:val="1003"/>
-        </w:numPr>
-        <w:pStyle w:val="Compact"/>
+        <w:pStyle w:val="BodyText"/>
       </w:pPr>
-      <w:r>
-        <w:t xml:space="preserve">Calculer les</w:t>
-      </w:r>
-      <w:r>
-        <w:t xml:space="preserve"> </w:t>
-      </w:r>
       <w:r>
         <w:rPr>
           <w:bCs/>
           <w:b/>
         </w:rPr>
-        <w:t xml:space="preserve">effectifs théoriques</w:t>
-      </w:r>
-      <w:r>
-        <w:t xml:space="preserve"> </w:t>
-      </w:r>
-      <m:oMath>
-        <m:sSub>
-          <m:e>
-            <m:r>
-              <m:t>e</m:t>
-            </m:r>
-          </m:e>
-          <m:sub>
-            <m:r>
-              <m:t>i</m:t>
-            </m:r>
-            <m:r>
-              <m:t>j</m:t>
-            </m:r>
-          </m:sub>
-        </m:sSub>
-      </m:oMath>
-      <w:r>
-        <w:t xml:space="preserve"> </w:t>
-      </w:r>
-      <w:r>
-        <w:t xml:space="preserve">sous l’hypothèse d’indépendance.</w:t>
-      </w:r>
-      <w:r>
-        <w:t xml:space="preserve"> </w:t>
-      </w:r>
-      <w:r>
-        <w:t xml:space="preserve">Vérifier qu’ils sont tous supérieurs à 5.</w:t>
+        <w:t xml:space="preserve">4.</w:t>
+      </w:r>
+      <w:r>
+        <w:t xml:space="preserve"> </w:t>
+      </w:r>
+      <w:r>
+        <w:rPr>
+          <w:iCs/>
+          <w:i/>
+        </w:rPr>
+        <w:t xml:space="preserve">(4 pts)</w:t>
+      </w:r>
+      <w:r>
+        <w:t xml:space="preserve"> </w:t>
+      </w:r>
+      <w:r>
+        <w:t xml:space="preserve">Calculer la</w:t>
+      </w:r>
+      <w:r>
+        <w:t xml:space="preserve"> </w:t>
+      </w:r>
+      <w:r>
+        <w:rPr>
+          <w:bCs/>
+          <w:b/>
+        </w:rPr>
+        <w:t xml:space="preserve">statistique du test</w:t>
       </w:r>
     </w:p>
     <w:p>
       <w:pPr>
-        <w:numPr>
-          <w:ilvl w:val="0"/>
-          <w:numId w:val="1003"/>
-        </w:numPr>
-        <w:pStyle w:val="Compact"/>
+        <w:pStyle w:val="BodyText"/>
       </w:pPr>
-      <w:r>
-        <w:t xml:space="preserve">Calculer la</w:t>
-      </w:r>
-      <w:r>
-        <w:t xml:space="preserve"> </w:t>
-      </w:r>
-      <w:r>
-        <w:rPr>
-          <w:bCs/>
-          <w:b/>
-        </w:rPr>
-        <w:t xml:space="preserve">statistique du test</w:t>
-      </w:r>
-      <w:r>
-        <w:t xml:space="preserve"> </w:t>
-      </w:r>
-      <m:oMath>
-        <m:r>
-          <m:t>T</m:t>
-        </m:r>
-        <m:r>
-          <m:rPr>
-            <m:sty m:val="p"/>
-          </m:rPr>
-          <m:t>=</m:t>
-        </m:r>
-        <m:nary>
-          <m:naryPr>
-            <m:chr m:val="∑"/>
-            <m:limLoc m:val="undOvr"/>
-            <m:subHide m:val="off"/>
-            <m:supHide m:val="on"/>
-          </m:naryPr>
-          <m:sub>
-            <m:r>
-              <m:t>i</m:t>
-            </m:r>
-            <m:r>
-              <m:rPr>
-                <m:sty m:val="p"/>
-              </m:rPr>
-              <m:t>,</m:t>
-            </m:r>
-            <m:r>
-              <m:t>j</m:t>
-            </m:r>
-          </m:sub>
-          <m:sup>
-            <m:r>
-              <m:t>​</m:t>
-            </m:r>
-          </m:sup>
-          <m:e>
-            <m:f>
-              <m:fPr>
-                <m:type m:val="bar"/>
-              </m:fPr>
-              <m:num>
-                <m:sSup>
-                  <m:e>
-                    <m:d>
-                      <m:dPr>
-                        <m:begChr m:val="("/>
-                        <m:endChr m:val=")"/>
-                        <m:sepChr m:val=""/>
-                        <m:grow/>
-                      </m:dPr>
-                      <m:e>
-                        <m:sSub>
-                          <m:e>
-                            <m:r>
-                              <m:t>o</m:t>
-                            </m:r>
-                          </m:e>
-                          <m:sub>
-                            <m:r>
-                              <m:t>i</m:t>
-                            </m:r>
-                            <m:r>
-                              <m:t>j</m:t>
-                            </m:r>
-                          </m:sub>
-                        </m:sSub>
-                        <m:r>
-                          <m:rPr>
-                            <m:sty m:val="p"/>
-                          </m:rPr>
-                          <m:t>−</m:t>
-                        </m:r>
-                        <m:sSub>
-                          <m:e>
-                            <m:r>
-                              <m:t>e</m:t>
-                            </m:r>
-                          </m:e>
-                          <m:sub>
-                            <m:r>
-                              <m:t>i</m:t>
-                            </m:r>
-                            <m:r>
-                              <m:t>j</m:t>
-                            </m:r>
-                          </m:sub>
-                        </m:sSub>
-                      </m:e>
-                    </m:d>
-                  </m:e>
-                  <m:sup>
-                    <m:r>
-                      <m:t>2</m:t>
-                    </m:r>
-                  </m:sup>
-                </m:sSup>
-              </m:num>
-              <m:den>
-                <m:sSub>
-                  <m:e>
-                    <m:r>
-                      <m:t>e</m:t>
-                    </m:r>
-                  </m:e>
-                  <m:sub>
-                    <m:r>
-                      <m:t>i</m:t>
-                    </m:r>
-                    <m:r>
-                      <m:t>j</m:t>
-                    </m:r>
-                  </m:sub>
-                </m:sSub>
-              </m:den>
-            </m:f>
-          </m:e>
-        </m:nary>
-      </m:oMath>
-      <w:r>
-        <w:t xml:space="preserve">. On donne</w:t>
-      </w:r>
-      <w:r>
-        <w:t xml:space="preserve"> </w:t>
-      </w:r>
-      <m:oMath>
-        <m:r>
-          <m:t>T</m:t>
-        </m:r>
-        <m:r>
-          <m:rPr>
-            <m:sty m:val="p"/>
-          </m:rPr>
-          <m:t>≈</m:t>
-        </m:r>
-        <m:r>
-          <m:t>11</m:t>
-        </m:r>
-        <m:r>
-          <m:rPr>
-            <m:sty m:val="p"/>
-          </m:rPr>
-          <m:t>,</m:t>
-        </m:r>
-        <m:r>
-          <m:t>71</m:t>
-        </m:r>
-      </m:oMath>
-      <w:r>
-        <w:t xml:space="preserve">.</w:t>
-      </w:r>
-    </w:p>
-    <w:p>
-      <w:pPr>
-        <w:numPr>
-          <w:ilvl w:val="0"/>
-          <w:numId w:val="1003"/>
-        </w:numPr>
-        <w:pStyle w:val="Compact"/>
-      </w:pPr>
-      <w:r>
-        <w:t xml:space="preserve">Conclure en comparant</w:t>
-      </w:r>
-      <w:r>
-        <w:t xml:space="preserve"> </w:t>
-      </w:r>
-      <m:oMath>
-        <m:r>
-          <m:t>T</m:t>
-        </m:r>
-      </m:oMath>
-      <w:r>
-        <w:t xml:space="preserve"> </w:t>
-      </w:r>
-      <w:r>
-        <w:t xml:space="preserve">à</w:t>
-      </w:r>
-      <w:r>
-        <w:t xml:space="preserve"> </w:t>
-      </w:r>
-      <m:oMath>
-        <m:sSubSup>
-          <m:e>
-            <m:r>
-              <m:t>χ</m:t>
-            </m:r>
-          </m:e>
-          <m:sub>
-            <m:r>
-              <m:t>4</m:t>
-            </m:r>
-            <m:r>
-              <m:t> </m:t>
-            </m:r>
-            <m:r>
-              <m:rPr>
-                <m:sty m:val="p"/>
-              </m:rPr>
-              <m:t>;</m:t>
-            </m:r>
-            <m:r>
-              <m:t> </m:t>
-            </m:r>
-            <m:r>
-              <m:t>0</m:t>
-            </m:r>
-            <m:r>
-              <m:rPr>
-                <m:sty m:val="p"/>
-              </m:rPr>
-              <m:t>,</m:t>
-            </m:r>
-            <m:r>
-              <m:t>05</m:t>
-            </m:r>
-          </m:sub>
-          <m:sup>
-            <m:r>
-              <m:t>2</m:t>
-            </m:r>
-          </m:sup>
-        </m:sSubSup>
-        <m:r>
-          <m:rPr>
-            <m:sty m:val="p"/>
-          </m:rPr>
-          <m:t>=</m:t>
-        </m:r>
-        <m:r>
-          <m:t>9</m:t>
-        </m:r>
-        <m:r>
-          <m:rPr>
-            <m:sty m:val="p"/>
-          </m:rPr>
-          <m:t>,</m:t>
-        </m:r>
-        <m:r>
-          <m:t>488</m:t>
-        </m:r>
-      </m:oMath>
-      <w:r>
-        <w:t xml:space="preserve">.</w:t>
-      </w:r>
+      <m:oMathPara>
+        <m:oMathParaPr>
+          <m:jc m:val="center"/>
+        </m:oMathParaPr>
+        <m:oMath>
+          <m:r>
+            <m:t>T</m:t>
+          </m:r>
+          <m:r>
+            <m:rPr>
+              <m:sty m:val="p"/>
+            </m:rPr>
+            <m:t>=</m:t>
+          </m:r>
+          <m:nary>
+            <m:naryPr>
+              <m:chr m:val="∑"/>
+              <m:limLoc m:val="undOvr"/>
+              <m:subHide m:val="off"/>
+              <m:supHide m:val="on"/>
+            </m:naryPr>
+            <m:sub>
+              <m:r>
+                <m:t>i</m:t>
+              </m:r>
+              <m:r>
+                <m:rPr>
+                  <m:sty m:val="p"/>
+                </m:rPr>
+                <m:t>,</m:t>
+              </m:r>
+              <m:r>
+                <m:t>j</m:t>
+              </m:r>
+            </m:sub>
+            <m:sup>
+              <m:r>
+                <m:t>​</m:t>
+              </m:r>
+            </m:sup>
+            <m:e>
+              <m:f>
+                <m:fPr>
+                  <m:type m:val="bar"/>
+                </m:fPr>
+                <m:num>
+                  <m:sSup>
+                    <m:e>
+                      <m:d>
+                        <m:dPr>
+                          <m:begChr m:val="("/>
+                          <m:endChr m:val=")"/>
+                          <m:sepChr m:val=""/>
+                          <m:grow/>
+                        </m:dPr>
+                        <m:e>
+                          <m:sSub>
+                            <m:e>
+                              <m:r>
+                                <m:t>o</m:t>
+                              </m:r>
+                            </m:e>
+                            <m:sub>
+                              <m:r>
+                                <m:t>i</m:t>
+                              </m:r>
+                              <m:r>
+                                <m:t>j</m:t>
+                              </m:r>
+                            </m:sub>
+                          </m:sSub>
+                          <m:r>
+                            <m:rPr>
+                              <m:sty m:val="p"/>
+                            </m:rPr>
+                            <m:t>−</m:t>
+                          </m:r>
+                          <m:sSub>
+                            <m:e>
+                              <m:r>
+                                <m:t>e</m:t>
+                              </m:r>
+                            </m:e>
+                            <m:sub>
+                              <m:r>
+                                <m:t>i</m:t>
+                              </m:r>
+                              <m:r>
+                                <m:t>j</m:t>
+                              </m:r>
+                            </m:sub>
+                          </m:sSub>
+                        </m:e>
+                      </m:d>
+                    </m:e>
+                    <m:sup>
+                      <m:r>
+                        <m:t>2</m:t>
+                      </m:r>
+                    </m:sup>
+                  </m:sSup>
+                </m:num>
+                <m:den>
+                  <m:sSub>
+                    <m:e>
+                      <m:r>
+                        <m:t>e</m:t>
+                      </m:r>
+                    </m:e>
+                    <m:sub>
+                      <m:r>
+                        <m:t>i</m:t>
+                      </m:r>
+                      <m:r>
+                        <m:t>j</m:t>
+                      </m:r>
+                    </m:sub>
+                  </m:sSub>
+                </m:den>
+              </m:f>
+            </m:e>
+          </m:nary>
+          <m:r>
+            <m:rPr>
+              <m:sty m:val="p"/>
+            </m:rPr>
+            <m:t>.</m:t>
+          </m:r>
+        </m:oMath>
+      </m:oMathPara>
     </w:p>
     <w:p>
       <w:pPr>
         <w:pStyle w:val="FirstParagraph"/>
       </w:pPr>
       <w:r>
-        <w:rPr>
-          <w:bCs/>
-          <w:b/>
-        </w:rPr>
-        <w:t xml:space="preserve">5.</w:t>
-      </w:r>
-      <w:r>
-        <w:t xml:space="preserve"> </w:t>
-      </w:r>
-      <w:r>
-        <w:rPr>
-          <w:iCs/>
-          <w:i/>
-        </w:rPr>
-        <w:t xml:space="preserve">(3 pts)</w:t>
-      </w:r>
-      <w:r>
-        <w:t xml:space="preserve"> </w:t>
-      </w:r>
-      <w:r>
-        <w:t xml:space="preserve">Calculer les</w:t>
-      </w:r>
-      <w:r>
-        <w:t xml:space="preserve"> </w:t>
-      </w:r>
-      <w:r>
-        <w:rPr>
-          <w:bCs/>
-          <w:b/>
-        </w:rPr>
-        <w:t xml:space="preserve">résidus standardisés</w:t>
-      </w:r>
-      <w:r>
-        <w:t xml:space="preserve"> </w:t>
-      </w:r>
-      <m:oMath>
-        <m:sSub>
-          <m:e>
-            <m:r>
-              <m:t>r</m:t>
-            </m:r>
-          </m:e>
-          <m:sub>
-            <m:r>
-              <m:t>i</m:t>
-            </m:r>
-            <m:r>
-              <m:t>j</m:t>
-            </m:r>
-          </m:sub>
-        </m:sSub>
+        <w:t xml:space="preserve">Conclure au seuil</w:t>
+      </w:r>
+      <w:r>
+        <w:t xml:space="preserve"> </w:t>
+      </w:r>
+      <m:oMath>
+        <m:r>
+          <m:t>α</m:t>
+        </m:r>
         <m:r>
           <m:rPr>
             <m:sty m:val="p"/>
           </m:rPr>
           <m:t>=</m:t>
         </m:r>
-        <m:f>
-          <m:fPr>
-            <m:type m:val="bar"/>
-          </m:fPr>
-          <m:num>
-            <m:sSub>
-              <m:e>
-                <m:r>
-                  <m:t>o</m:t>
-                </m:r>
-              </m:e>
-              <m:sub>
-                <m:r>
-                  <m:t>i</m:t>
-                </m:r>
-                <m:r>
-                  <m:t>j</m:t>
-                </m:r>
-              </m:sub>
-            </m:sSub>
+        <m:r>
+          <m:t>5</m:t>
+        </m:r>
+        <m:r>
+          <m:t> </m:t>
+        </m:r>
+        <m:r>
+          <m:rPr>
+            <m:sty m:val="p"/>
+          </m:rPr>
+          <m:t>%</m:t>
+        </m:r>
+      </m:oMath>
+      <w:r>
+        <w:t xml:space="preserve"> </w:t>
+      </w:r>
+      <w:r>
+        <w:t xml:space="preserve">en comparant</w:t>
+      </w:r>
+      <w:r>
+        <w:t xml:space="preserve"> </w:t>
+      </w:r>
+      <m:oMath>
+        <m:r>
+          <m:t>T</m:t>
+        </m:r>
+      </m:oMath>
+      <w:r>
+        <w:t xml:space="preserve"> </w:t>
+      </w:r>
+      <w:r>
+        <w:t xml:space="preserve">à</w:t>
+      </w:r>
+      <w:r>
+        <w:t xml:space="preserve"> </w:t>
+      </w:r>
+      <m:oMath>
+        <m:sSubSup>
+          <m:e>
+            <m:r>
+              <m:t>χ</m:t>
+            </m:r>
+          </m:e>
+          <m:sub>
+            <m:r>
+              <m:t>2</m:t>
+            </m:r>
+            <m:r>
+              <m:t> </m:t>
+            </m:r>
             <m:r>
               <m:rPr>
                 <m:sty m:val="p"/>
               </m:rPr>
-              <m:t>−</m:t>
-            </m:r>
-            <m:sSub>
-              <m:e>
-                <m:r>
-                  <m:t>e</m:t>
-                </m:r>
-              </m:e>
-              <m:sub>
-                <m:r>
-                  <m:t>i</m:t>
-                </m:r>
-                <m:r>
-                  <m:t>j</m:t>
-                </m:r>
-              </m:sub>
-            </m:sSub>
-          </m:num>
-          <m:den>
-            <m:rad>
-              <m:radPr>
-                <m:degHide m:val="on"/>
-              </m:radPr>
-              <m:deg/>
-              <m:e>
-                <m:sSub>
-                  <m:e>
-                    <m:r>
-                      <m:t>e</m:t>
-                    </m:r>
-                  </m:e>
-                  <m:sub>
-                    <m:r>
-                      <m:t>i</m:t>
-                    </m:r>
-                    <m:r>
-                      <m:t>j</m:t>
-                    </m:r>
-                  </m:sub>
-                </m:sSub>
-              </m:e>
-            </m:rad>
-          </m:den>
-        </m:f>
-      </m:oMath>
-      <w:r>
-        <w:t xml:space="preserve"> </w:t>
-      </w:r>
-      <w:r>
-        <w:t xml:space="preserve">pour les cases</w:t>
-      </w:r>
-      <w:r>
-        <w:t xml:space="preserve"> </w:t>
-      </w:r>
-      <w:r>
-        <w:t xml:space="preserve">(Particulier, Insatisfait) et (Entreprise, Satisfait). Interpréter chacun.</w:t>
+              <m:t>;</m:t>
+            </m:r>
+            <m:r>
+              <m:t> </m:t>
+            </m:r>
+            <m:r>
+              <m:t>0</m:t>
+            </m:r>
+            <m:r>
+              <m:rPr>
+                <m:sty m:val="p"/>
+              </m:rPr>
+              <m:t>,</m:t>
+            </m:r>
+            <m:r>
+              <m:t>05</m:t>
+            </m:r>
+          </m:sub>
+          <m:sup>
+            <m:r>
+              <m:t>2</m:t>
+            </m:r>
+          </m:sup>
+        </m:sSubSup>
+        <m:r>
+          <m:rPr>
+            <m:sty m:val="p"/>
+          </m:rPr>
+          <m:t>=</m:t>
+        </m:r>
+        <m:r>
+          <m:t>5</m:t>
+        </m:r>
+        <m:r>
+          <m:rPr>
+            <m:sty m:val="p"/>
+          </m:rPr>
+          <m:t>,</m:t>
+        </m:r>
+        <m:r>
+          <m:t>991</m:t>
+        </m:r>
+      </m:oMath>
+      <w:r>
+        <w:t xml:space="preserve">.</w:t>
+      </w:r>
+    </w:p>
+    <w:p>
+      <w:pPr>
+        <w:pStyle w:val="BodyText"/>
+      </w:pPr>
+      <w:r>
+        <w:rPr>
+          <w:bCs/>
+          <w:b/>
+        </w:rPr>
+        <w:t xml:space="preserve">5.</w:t>
+      </w:r>
+      <w:r>
+        <w:t xml:space="preserve"> </w:t>
+      </w:r>
+      <w:r>
+        <w:rPr>
+          <w:iCs/>
+          <w:i/>
+        </w:rPr>
+        <w:t xml:space="preserve">(2 pts)</w:t>
+      </w:r>
+      <w:r>
+        <w:t xml:space="preserve"> </w:t>
+      </w:r>
+      <w:r>
+        <w:t xml:space="preserve">Interpréter le résultat en termes de lien entre le statut et le</w:t>
+      </w:r>
+      <w:r>
+        <w:t xml:space="preserve"> </w:t>
+      </w:r>
+      <w:r>
+        <w:t xml:space="preserve">niveau de satisfaction. Quelle case contribue le plus à</w:t>
+      </w:r>
+      <w:r>
+        <w:t xml:space="preserve"> </w:t>
+      </w:r>
+      <m:oMath>
+        <m:r>
+          <m:t>T</m:t>
+        </m:r>
+      </m:oMath>
+      <w:r>
+        <w:t xml:space="preserve"> </w:t>
+      </w:r>
+      <w:r>
+        <w:t xml:space="preserve">?</w:t>
       </w:r>
     </w:p>
     <w:p>
@@ -1907,13 +1739,13 @@
       </w:r>
     </w:p>
     <w:bookmarkEnd w:id="20"/>
-    <w:bookmarkStart w:id="21" w:name="Xfcac97f6de7072a9084cb639769ada36bd8d0b0"/>
+    <w:bookmarkStart w:id="21" w:name="partie-b-droite-de-régression-14-points"/>
     <w:p>
       <w:pPr>
         <w:pStyle w:val="Heading3"/>
       </w:pPr>
       <w:r>
-        <w:t xml:space="preserve">Partie B — Régression linéaire simple (12 points)</w:t>
+        <w:t xml:space="preserve">Partie B — Droite de régression (14 points)</w:t>
       </w:r>
     </w:p>
     <w:p>
@@ -1921,7 +1753,7 @@
         <w:pStyle w:val="FirstParagraph"/>
       </w:pPr>
       <w:r>
-        <w:t xml:space="preserve">Un analyste financier relève, pour 5 fonds d’investissement, la</w:t>
+        <w:t xml:space="preserve">Un analyste relève, pour 5 actifs financiers, la</w:t>
       </w:r>
       <w:r>
         <w:t xml:space="preserve"> </w:t>
@@ -1931,7 +1763,7 @@
           <w:bCs/>
           <w:b/>
         </w:rPr>
-        <w:t xml:space="preserve">note de risque</w:t>
+        <w:t xml:space="preserve">volatilité annuelle</w:t>
       </w:r>
       <w:r>
         <w:t xml:space="preserve"> </w:t>
@@ -1954,7 +1786,7 @@
         <w:t xml:space="preserve"> </w:t>
       </w:r>
       <w:r>
-        <w:t xml:space="preserve">(entier de 1 à 5) et la</w:t>
+        <w:t xml:space="preserve">(en %) et le</w:t>
       </w:r>
       <w:r>
         <w:t xml:space="preserve"> </w:t>
@@ -1964,7 +1796,7 @@
           <w:bCs/>
           <w:b/>
         </w:rPr>
-        <w:t xml:space="preserve">performance annuelle</w:t>
+        <w:t xml:space="preserve">rendement moyen</w:t>
       </w:r>
       <w:r>
         <w:t xml:space="preserve"> </w:t>
@@ -2017,7 +1849,7 @@
               <w:jc w:val="center"/>
             </w:pPr>
             <w:r>
-              <w:t xml:space="preserve">Fonds</w:t>
+              <w:t xml:space="preserve">Actif</w:t>
             </w:r>
           </w:p>
         </w:tc>
@@ -2205,7 +2037,7 @@
               <w:jc w:val="center"/>
             </w:pPr>
             <w:r>
-              <w:t xml:space="preserve">10</w:t>
+              <w:t xml:space="preserve">2</w:t>
             </w:r>
           </w:p>
         </w:tc>
@@ -2217,7 +2049,7 @@
               <w:jc w:val="center"/>
             </w:pPr>
             <w:r>
-              <w:t xml:space="preserve">20</w:t>
+              <w:t xml:space="preserve">4</w:t>
             </w:r>
           </w:p>
         </w:tc>
@@ -2229,7 +2061,7 @@
               <w:jc w:val="center"/>
             </w:pPr>
             <w:r>
-              <w:t xml:space="preserve">25</w:t>
+              <w:t xml:space="preserve">5</w:t>
             </w:r>
           </w:p>
         </w:tc>
@@ -2241,7 +2073,7 @@
               <w:jc w:val="center"/>
             </w:pPr>
             <w:r>
-              <w:t xml:space="preserve">35</w:t>
+              <w:t xml:space="preserve">8</w:t>
             </w:r>
           </w:p>
         </w:tc>
@@ -2253,7 +2085,7 @@
               <w:jc w:val="center"/>
             </w:pPr>
             <w:r>
-              <w:t xml:space="preserve">40</w:t>
+              <w:t xml:space="preserve">11</w:t>
             </w:r>
           </w:p>
         </w:tc>
@@ -2397,7 +2229,7 @@
           <m:t>=</m:t>
         </m:r>
         <m:r>
-          <m:t>465</m:t>
+          <m:t>112</m:t>
         </m:r>
       </m:oMath>
       <w:r>
@@ -2460,13 +2292,7 @@
           <m:t>=</m:t>
         </m:r>
         <m:r>
-          <m:t>3</m:t>
-        </m:r>
-        <m:r>
-          <m:t> </m:t>
-        </m:r>
-        <m:r>
-          <m:t>950</m:t>
+          <m:t>230</m:t>
         </m:r>
       </m:oMath>
       <w:r>
@@ -2492,7 +2318,7 @@
           <w:iCs/>
           <w:i/>
         </w:rPr>
-        <w:t xml:space="preserve">(2 pts)</w:t>
+        <w:t xml:space="preserve">(3 pts)</w:t>
       </w:r>
       <w:r>
         <w:t xml:space="preserve"> </w:t>
@@ -2534,7 +2360,7 @@
         </m:acc>
       </m:oMath>
       <w:r>
-        <w:t xml:space="preserve">, puis les quantités</w:t>
+        <w:t xml:space="preserve">, puis</w:t>
       </w:r>
     </w:p>
     <w:p>
@@ -2838,6 +2664,48 @@
             </m:r>
           </m:e>
         </m:acc>
+        <m:r>
+          <m:rPr>
+            <m:sty m:val="p"/>
+          </m:rPr>
+          <m:t>=</m:t>
+        </m:r>
+        <m:sSub>
+          <m:e>
+            <m:r>
+              <m:t>S</m:t>
+            </m:r>
+          </m:e>
+          <m:sub>
+            <m:r>
+              <m:t>x</m:t>
+            </m:r>
+            <m:r>
+              <m:t>y</m:t>
+            </m:r>
+          </m:sub>
+        </m:sSub>
+        <m:r>
+          <m:rPr>
+            <m:sty m:val="p"/>
+          </m:rPr>
+          <m:t>/</m:t>
+        </m:r>
+        <m:sSub>
+          <m:e>
+            <m:r>
+              <m:t>S</m:t>
+            </m:r>
+          </m:e>
+          <m:sub>
+            <m:r>
+              <m:t>x</m:t>
+            </m:r>
+            <m:r>
+              <m:t>x</m:t>
+            </m:r>
+          </m:sub>
+        </m:sSub>
       </m:oMath>
       <w:r>
         <w:t xml:space="preserve"> </w:t>
@@ -2859,29 +2727,68 @@
             </m:r>
           </m:e>
         </m:acc>
-      </m:oMath>
-      <w:r>
-        <w:t xml:space="preserve"> </w:t>
-      </w:r>
-      <w:r>
-        <w:t xml:space="preserve">de la droite</w:t>
-      </w:r>
-      <w:r>
-        <w:t xml:space="preserve"> </w:t>
-      </w:r>
-      <w:r>
-        <w:t xml:space="preserve">de régression</w:t>
-      </w:r>
-      <w:r>
-        <w:t xml:space="preserve"> </w:t>
-      </w:r>
-      <m:oMath>
+        <m:r>
+          <m:rPr>
+            <m:sty m:val="p"/>
+          </m:rPr>
+          <m:t>=</m:t>
+        </m:r>
+        <m:acc>
+          <m:accPr>
+            <m:chr m:val="‾"/>
+          </m:accPr>
+          <m:e>
+            <m:r>
+              <m:t>y</m:t>
+            </m:r>
+          </m:e>
+        </m:acc>
+        <m:r>
+          <m:rPr>
+            <m:sty m:val="p"/>
+          </m:rPr>
+          <m:t>−</m:t>
+        </m:r>
         <m:acc>
           <m:accPr>
             <m:chr m:val="̂"/>
           </m:accPr>
           <m:e>
             <m:r>
+              <m:t>b</m:t>
+            </m:r>
+          </m:e>
+        </m:acc>
+        <m:r>
+          <m:t> </m:t>
+        </m:r>
+        <m:acc>
+          <m:accPr>
+            <m:chr m:val="‾"/>
+          </m:accPr>
+          <m:e>
+            <m:r>
+              <m:t>x</m:t>
+            </m:r>
+          </m:e>
+        </m:acc>
+      </m:oMath>
+      <w:r>
+        <w:t xml:space="preserve"> </w:t>
+      </w:r>
+      <w:r>
+        <w:t xml:space="preserve">et écrire l’équation de la droite de régression</w:t>
+      </w:r>
+      <w:r>
+        <w:t xml:space="preserve"> </w:t>
+      </w:r>
+      <m:oMath>
+        <m:acc>
+          <m:accPr>
+            <m:chr m:val="̂"/>
+          </m:accPr>
+          <m:e>
+            <m:r>
               <m:t>y</m:t>
             </m:r>
           </m:e>
@@ -2926,10 +2833,7 @@
         </m:r>
       </m:oMath>
       <w:r>
-        <w:t xml:space="preserve"> </w:t>
-      </w:r>
-      <w:r>
-        <w:t xml:space="preserve">et écrire son équation.</w:t>
+        <w:t xml:space="preserve">.</w:t>
       </w:r>
     </w:p>
     <w:p>
@@ -2967,7 +2871,7 @@
           <w:bCs/>
           <w:b/>
         </w:rPr>
-        <w:t xml:space="preserve">coefficient de corrélation linéaire de Pearson</w:t>
+        <w:t xml:space="preserve">coefficient de corrélation de Pearson</w:t>
       </w:r>
       <w:r>
         <w:t xml:space="preserve"> </w:t>
@@ -2982,11 +2886,33 @@
           </m:rPr>
           <m:t>=</m:t>
         </m:r>
-        <m:f>
-          <m:fPr>
-            <m:type m:val="bar"/>
-          </m:fPr>
-          <m:num>
+        <m:sSub>
+          <m:e>
+            <m:r>
+              <m:t>S</m:t>
+            </m:r>
+          </m:e>
+          <m:sub>
+            <m:r>
+              <m:t>x</m:t>
+            </m:r>
+            <m:r>
+              <m:t>y</m:t>
+            </m:r>
+          </m:sub>
+        </m:sSub>
+        <m:r>
+          <m:rPr>
+            <m:sty m:val="p"/>
+          </m:rPr>
+          <m:t>/</m:t>
+        </m:r>
+        <m:rad>
+          <m:radPr>
+            <m:degHide m:val="on"/>
+          </m:radPr>
+          <m:deg/>
+          <m:e>
             <m:sSub>
               <m:e>
                 <m:r>
@@ -2998,85 +2924,36 @@
                   <m:t>x</m:t>
                 </m:r>
                 <m:r>
+                  <m:t>x</m:t>
+                </m:r>
+              </m:sub>
+            </m:sSub>
+            <m:r>
+              <m:t> </m:t>
+            </m:r>
+            <m:sSub>
+              <m:e>
+                <m:r>
+                  <m:t>S</m:t>
+                </m:r>
+              </m:e>
+              <m:sub>
+                <m:r>
+                  <m:t>y</m:t>
+                </m:r>
+                <m:r>
                   <m:t>y</m:t>
                 </m:r>
               </m:sub>
             </m:sSub>
-          </m:num>
-          <m:den>
-            <m:rad>
-              <m:radPr>
-                <m:degHide m:val="on"/>
-              </m:radPr>
-              <m:deg/>
-              <m:e>
-                <m:sSub>
-                  <m:e>
-                    <m:r>
-                      <m:t>S</m:t>
-                    </m:r>
-                  </m:e>
-                  <m:sub>
-                    <m:r>
-                      <m:t>x</m:t>
-                    </m:r>
-                    <m:r>
-                      <m:t>x</m:t>
-                    </m:r>
-                  </m:sub>
-                </m:sSub>
-                <m:r>
-                  <m:t> </m:t>
-                </m:r>
-                <m:sSub>
-                  <m:e>
-                    <m:r>
-                      <m:t>S</m:t>
-                    </m:r>
-                  </m:e>
-                  <m:sub>
-                    <m:r>
-                      <m:t>y</m:t>
-                    </m:r>
-                    <m:r>
-                      <m:t>y</m:t>
-                    </m:r>
-                  </m:sub>
-                </m:sSub>
-              </m:e>
-            </m:rad>
-          </m:den>
-        </m:f>
-      </m:oMath>
-      <w:r>
-        <w:t xml:space="preserve"> </w:t>
-      </w:r>
-      <w:r>
-        <w:t xml:space="preserve">et le</w:t>
-      </w:r>
-      <w:r>
-        <w:t xml:space="preserve"> </w:t>
-      </w:r>
-      <w:r>
-        <w:rPr>
-          <w:bCs/>
-          <w:b/>
-        </w:rPr>
-        <w:t xml:space="preserve">coefficient de</w:t>
-      </w:r>
-      <w:r>
-        <w:rPr>
-          <w:bCs/>
-          <w:b/>
-        </w:rPr>
-        <w:t xml:space="preserve"> </w:t>
-      </w:r>
-      <w:r>
-        <w:rPr>
-          <w:bCs/>
-          <w:b/>
-        </w:rPr>
-        <w:t xml:space="preserve">détermination</w:t>
+          </m:e>
+        </m:rad>
+      </m:oMath>
+      <w:r>
+        <w:t xml:space="preserve"> </w:t>
+      </w:r>
+      <w:r>
+        <w:t xml:space="preserve">et le coefficient de détermination</w:t>
       </w:r>
       <w:r>
         <w:t xml:space="preserve"> </w:t>
@@ -3096,7 +2973,13 @@
         </m:sSup>
       </m:oMath>
       <w:r>
-        <w:t xml:space="preserve">. Commenter la qualité de l’ajustement linéaire.</w:t>
+        <w:t xml:space="preserve">.</w:t>
+      </w:r>
+      <w:r>
+        <w:t xml:space="preserve"> </w:t>
+      </w:r>
+      <w:r>
+        <w:t xml:space="preserve">Commenter la qualité de l’ajustement.</w:t>
       </w:r>
     </w:p>
     <w:p>
@@ -3118,13 +3001,13 @@
           <w:iCs/>
           <w:i/>
         </w:rPr>
-        <w:t xml:space="preserve">(2 pts)</w:t>
-      </w:r>
-      <w:r>
-        <w:t xml:space="preserve"> </w:t>
-      </w:r>
-      <w:r>
-        <w:t xml:space="preserve">Un nouveau fonds présente une note de risque</w:t>
+        <w:t xml:space="preserve">(3 pts)</w:t>
+      </w:r>
+      <w:r>
+        <w:t xml:space="preserve"> </w:t>
+      </w:r>
+      <w:r>
+        <w:t xml:space="preserve">Un sixième actif a une volatilité</w:t>
       </w:r>
       <w:r>
         <w:t xml:space="preserve"> </w:t>
@@ -3142,6 +3025,15 @@
         <m:r>
           <m:t>6</m:t>
         </m:r>
+        <m:r>
+          <m:t> </m:t>
+        </m:r>
+        <m:r>
+          <m:rPr>
+            <m:sty m:val="p"/>
+          </m:rPr>
+          <m:t>%</m:t>
+        </m:r>
       </m:oMath>
       <w:r>
         <w:t xml:space="preserve">. Donner la</w:t>
@@ -3150,23 +3042,7 @@
         <w:t xml:space="preserve"> </w:t>
       </w:r>
       <w:r>
-        <w:rPr>
-          <w:bCs/>
-          <w:b/>
-        </w:rPr>
-        <w:t xml:space="preserve">prédiction ponctuelle</w:t>
-      </w:r>
-      <w:r>
-        <w:t xml:space="preserve"> </w:t>
-      </w:r>
-      <w:r>
-        <w:t xml:space="preserve">de sa performance annuelle et discuter la fiabilité de</w:t>
-      </w:r>
-      <w:r>
-        <w:t xml:space="preserve"> </w:t>
-      </w:r>
-      <w:r>
-        <w:t xml:space="preserve">cette extrapolation.</w:t>
+        <w:t xml:space="preserve">prédiction de son rendement et discuter la fiabilité de cette extrapolation.</w:t>
       </w:r>
     </w:p>
     <w:p>
@@ -3225,7 +3101,7 @@
         <w:t xml:space="preserve"> </w:t>
       </w:r>
       <w:r>
-        <w:t xml:space="preserve">un couple de variables aléatoires continues dont la</w:t>
+        <w:t xml:space="preserve">un couple de variables aléatoires dont la</w:t>
       </w:r>
       <w:r>
         <w:t xml:space="preserve"> </w:t>
@@ -3235,27 +3111,13 @@
           <w:bCs/>
           <w:b/>
         </w:rPr>
-        <w:t xml:space="preserve">densité</w:t>
-      </w:r>
-      <w:r>
-        <w:rPr>
-          <w:bCs/>
-          <w:b/>
-        </w:rPr>
-        <w:t xml:space="preserve"> </w:t>
-      </w:r>
-      <w:r>
-        <w:rPr>
-          <w:bCs/>
-          <w:b/>
-        </w:rPr>
-        <w:t xml:space="preserve">conjointe</w:t>
-      </w:r>
-      <w:r>
-        <w:t xml:space="preserve"> </w:t>
-      </w:r>
-      <w:r>
-        <w:t xml:space="preserve">est définie par</w:t>
+        <w:t xml:space="preserve">densité conjointe</w:t>
+      </w:r>
+      <w:r>
+        <w:t xml:space="preserve"> </w:t>
+      </w:r>
+      <w:r>
+        <w:t xml:space="preserve">est</w:t>
       </w:r>
     </w:p>
     <w:p>
@@ -3328,36 +3190,8 @@
                 <m:mr>
                   <m:e>
                     <m:r>
-                      <m:t>k</m:t>
+                      <m:t>2</m:t>
                     </m:r>
-                    <m:r>
-                      <m:t> </m:t>
-                    </m:r>
-                    <m:d>
-                      <m:dPr>
-                        <m:begChr m:val="("/>
-                        <m:endChr m:val=")"/>
-                        <m:sepChr m:val=""/>
-                        <m:grow/>
-                      </m:dPr>
-                      <m:e>
-                        <m:r>
-                          <m:t>1</m:t>
-                        </m:r>
-                        <m:r>
-                          <m:rPr>
-                            <m:sty m:val="p"/>
-                          </m:rPr>
-                          <m:t>+</m:t>
-                        </m:r>
-                        <m:r>
-                          <m:t>x</m:t>
-                        </m:r>
-                        <m:r>
-                          <m:t>y</m:t>
-                        </m:r>
-                      </m:e>
-                    </m:d>
                   </m:e>
                   <m:e>
                     <m:r>
@@ -3367,71 +3201,36 @@
                       </m:rPr>
                       <m:t>si </m:t>
                     </m:r>
-                    <m:d>
-                      <m:dPr>
-                        <m:begChr m:val="("/>
-                        <m:endChr m:val=")"/>
-                        <m:sepChr m:val=""/>
-                        <m:grow/>
-                      </m:dPr>
-                      <m:e>
-                        <m:r>
-                          <m:t>x</m:t>
-                        </m:r>
-                        <m:r>
-                          <m:rPr>
-                            <m:sty m:val="p"/>
-                          </m:rPr>
-                          <m:t>,</m:t>
-                        </m:r>
-                        <m:r>
-                          <m:t>y</m:t>
-                        </m:r>
-                      </m:e>
-                    </m:d>
+                    <m:r>
+                      <m:t>0</m:t>
+                    </m:r>
                     <m:r>
                       <m:rPr>
                         <m:sty m:val="p"/>
                       </m:rPr>
-                      <m:t>∈</m:t>
+                      <m:t>≤</m:t>
                     </m:r>
-                    <m:sSup>
-                      <m:e>
-                        <m:d>
-                          <m:dPr>
-                            <m:begChr m:val="["/>
-                            <m:endChr m:val="]"/>
-                            <m:sepChr m:val=""/>
-                            <m:grow/>
-                          </m:dPr>
-                          <m:e>
-                            <m:r>
-                              <m:t>0</m:t>
-                            </m:r>
-                            <m:r>
-                              <m:t> </m:t>
-                            </m:r>
-                            <m:r>
-                              <m:rPr>
-                                <m:sty m:val="p"/>
-                              </m:rPr>
-                              <m:t>;</m:t>
-                            </m:r>
-                            <m:r>
-                              <m:t> </m:t>
-                            </m:r>
-                            <m:r>
-                              <m:t>1</m:t>
-                            </m:r>
-                          </m:e>
-                        </m:d>
-                      </m:e>
-                      <m:sup>
-                        <m:r>
-                          <m:t>2</m:t>
-                        </m:r>
-                      </m:sup>
-                    </m:sSup>
+                    <m:r>
+                      <m:t>y</m:t>
+                    </m:r>
+                    <m:r>
+                      <m:rPr>
+                        <m:sty m:val="p"/>
+                      </m:rPr>
+                      <m:t>≤</m:t>
+                    </m:r>
+                    <m:r>
+                      <m:t>x</m:t>
+                    </m:r>
+                    <m:r>
+                      <m:rPr>
+                        <m:sty m:val="p"/>
+                      </m:rPr>
+                      <m:t>≤</m:t>
+                    </m:r>
+                    <m:r>
+                      <m:t>1</m:t>
+                    </m:r>
                     <m:r>
                       <m:rPr>
                         <m:sty m:val="p"/>
@@ -3452,7 +3251,7 @@
                         <m:nor/>
                         <m:sty m:val="p"/>
                       </m:rPr>
-                      <m:t>sinon,</m:t>
+                      <m:t>sinon.</m:t>
                     </m:r>
                   </m:e>
                 </m:mr>
@@ -3467,37 +3266,6 @@
         <w:pStyle w:val="FirstParagraph"/>
       </w:pPr>
       <w:r>
-        <w:t xml:space="preserve">où</w:t>
-      </w:r>
-      <w:r>
-        <w:t xml:space="preserve"> </w:t>
-      </w:r>
-      <m:oMath>
-        <m:r>
-          <m:t>k</m:t>
-        </m:r>
-        <m:r>
-          <m:rPr>
-            <m:sty m:val="p"/>
-          </m:rPr>
-          <m:t>&gt;</m:t>
-        </m:r>
-        <m:r>
-          <m:t>0</m:t>
-        </m:r>
-      </m:oMath>
-      <w:r>
-        <w:t xml:space="preserve"> </w:t>
-      </w:r>
-      <w:r>
-        <w:t xml:space="preserve">est une constante à déterminer.</w:t>
-      </w:r>
-    </w:p>
-    <w:p>
-      <w:pPr>
-        <w:pStyle w:val="BodyText"/>
-      </w:pPr>
-      <w:r>
         <w:rPr>
           <w:bCs/>
           <w:b/>
@@ -3512,7 +3280,7 @@
           <w:iCs/>
           <w:i/>
         </w:rPr>
-        <w:t xml:space="preserve">(3 pts)</w:t>
+        <w:t xml:space="preserve">(2 pts)</w:t>
       </w:r>
       <w:r>
         <w:t xml:space="preserve"> </w:t>
@@ -3524,9 +3292,42 @@
         <w:t xml:space="preserve"> </w:t>
       </w:r>
       <m:oMath>
-        <m:r>
-          <m:t>f</m:t>
-        </m:r>
+        <m:nary>
+          <m:naryPr>
+            <m:chr m:val="∬"/>
+            <m:limLoc m:val="subSup"/>
+            <m:subHide m:val="off"/>
+            <m:supHide m:val="on"/>
+          </m:naryPr>
+          <m:sub>
+            <m:sSup>
+              <m:e>
+                <m:r>
+                  <m:rPr>
+                    <m:sty m:val="p"/>
+                    <m:scr m:val="double-struck"/>
+                  </m:rPr>
+                  <m:t>R</m:t>
+                </m:r>
+              </m:e>
+              <m:sup>
+                <m:r>
+                  <m:t>2</m:t>
+                </m:r>
+              </m:sup>
+            </m:sSup>
+          </m:sub>
+          <m:sup>
+            <m:r>
+              <m:t>​</m:t>
+            </m:r>
+          </m:sup>
+          <m:e>
+            <m:r>
+              <m:t>f</m:t>
+            </m:r>
+          </m:e>
+        </m:nary>
         <m:d>
           <m:dPr>
             <m:begChr m:val="("/>
@@ -3550,145 +3351,6 @@
           </m:e>
         </m:d>
         <m:r>
-          <m:rPr>
-            <m:sty m:val="p"/>
-          </m:rPr>
-          <m:t>≥</m:t>
-        </m:r>
-        <m:r>
-          <m:t>0</m:t>
-        </m:r>
-      </m:oMath>
-      <w:r>
-        <w:t xml:space="preserve"> </w:t>
-      </w:r>
-      <w:r>
-        <w:t xml:space="preserve">sur</w:t>
-      </w:r>
-      <w:r>
-        <w:t xml:space="preserve"> </w:t>
-      </w:r>
-      <m:oMath>
-        <m:sSup>
-          <m:e>
-            <m:d>
-              <m:dPr>
-                <m:begChr m:val="["/>
-                <m:endChr m:val="]"/>
-                <m:sepChr m:val=""/>
-                <m:grow/>
-              </m:dPr>
-              <m:e>
-                <m:r>
-                  <m:t>0</m:t>
-                </m:r>
-                <m:r>
-                  <m:t> </m:t>
-                </m:r>
-                <m:r>
-                  <m:rPr>
-                    <m:sty m:val="p"/>
-                  </m:rPr>
-                  <m:t>;</m:t>
-                </m:r>
-                <m:r>
-                  <m:t> </m:t>
-                </m:r>
-                <m:r>
-                  <m:t>1</m:t>
-                </m:r>
-              </m:e>
-            </m:d>
-          </m:e>
-          <m:sup>
-            <m:r>
-              <m:t>2</m:t>
-            </m:r>
-          </m:sup>
-        </m:sSup>
-      </m:oMath>
-      <w:r>
-        <w:t xml:space="preserve">.</w:t>
-      </w:r>
-      <w:r>
-        <w:t xml:space="preserve"> </w:t>
-      </w:r>
-      <w:r>
-        <w:t xml:space="preserve">On admet que</w:t>
-      </w:r>
-      <w:r>
-        <w:t xml:space="preserve"> </w:t>
-      </w:r>
-      <m:oMath>
-        <m:nary>
-          <m:naryPr>
-            <m:chr m:val="∫"/>
-            <m:limLoc m:val="subSup"/>
-            <m:subHide m:val="off"/>
-            <m:supHide m:val="off"/>
-          </m:naryPr>
-          <m:sub>
-            <m:r>
-              <m:t>0</m:t>
-            </m:r>
-          </m:sub>
-          <m:sup>
-            <m:r>
-              <m:t>1</m:t>
-            </m:r>
-          </m:sup>
-          <m:e>
-            <m:r>
-              <m:t>​</m:t>
-            </m:r>
-          </m:e>
-        </m:nary>
-        <m:nary>
-          <m:naryPr>
-            <m:chr m:val="∫"/>
-            <m:limLoc m:val="subSup"/>
-            <m:subHide m:val="off"/>
-            <m:supHide m:val="off"/>
-          </m:naryPr>
-          <m:sub>
-            <m:r>
-              <m:t>0</m:t>
-            </m:r>
-          </m:sub>
-          <m:sup>
-            <m:r>
-              <m:t>1</m:t>
-            </m:r>
-          </m:sup>
-          <m:e>
-            <m:d>
-              <m:dPr>
-                <m:begChr m:val="("/>
-                <m:endChr m:val=")"/>
-                <m:sepChr m:val=""/>
-                <m:grow/>
-              </m:dPr>
-              <m:e>
-                <m:r>
-                  <m:t>1</m:t>
-                </m:r>
-                <m:r>
-                  <m:rPr>
-                    <m:sty m:val="p"/>
-                  </m:rPr>
-                  <m:t>+</m:t>
-                </m:r>
-                <m:r>
-                  <m:t>x</m:t>
-                </m:r>
-                <m:r>
-                  <m:t>y</m:t>
-                </m:r>
-              </m:e>
-            </m:d>
-          </m:e>
-        </m:nary>
-        <m:r>
           <m:t> </m:t>
         </m:r>
         <m:r>
@@ -3712,21 +3374,9 @@
           </m:rPr>
           <m:t>=</m:t>
         </m:r>
-        <m:f>
-          <m:fPr>
-            <m:type m:val="bar"/>
-          </m:fPr>
-          <m:num>
-            <m:r>
-              <m:t>5</m:t>
-            </m:r>
-          </m:num>
-          <m:den>
-            <m:r>
-              <m:t>4</m:t>
-            </m:r>
-          </m:den>
-        </m:f>
+        <m:r>
+          <m:t>1</m:t>
+        </m:r>
       </m:oMath>
       <w:r>
         <w:t xml:space="preserve">.</w:t>
@@ -3735,18 +3385,11 @@
         <w:t xml:space="preserve"> </w:t>
       </w:r>
       <w:r>
-        <w:t xml:space="preserve">En déduire la valeur de</w:t>
-      </w:r>
-      <w:r>
-        <w:t xml:space="preserve"> </w:t>
-      </w:r>
-      <m:oMath>
-        <m:r>
-          <m:t>k</m:t>
-        </m:r>
-      </m:oMath>
-      <w:r>
-        <w:t xml:space="preserve">.</w:t>
+        <w:rPr>
+          <w:iCs/>
+          <w:i/>
+        </w:rPr>
+        <w:t xml:space="preserve">(Préciser le domaine d’intégration et justifier le calcul par l’ordre choisi.)</w:t>
       </w:r>
     </w:p>
     <w:p>
@@ -3787,186 +3430,6 @@
         <w:t xml:space="preserve">densités marginales</w:t>
       </w:r>
       <w:r>
-        <w:t xml:space="preserve"> </w:t>
-      </w:r>
-      <m:oMath>
-        <m:sSub>
-          <m:e>
-            <m:r>
-              <m:t>f</m:t>
-            </m:r>
-          </m:e>
-          <m:sub>
-            <m:r>
-              <m:t>X</m:t>
-            </m:r>
-          </m:sub>
-        </m:sSub>
-      </m:oMath>
-      <w:r>
-        <w:t xml:space="preserve"> </w:t>
-      </w:r>
-      <w:r>
-        <w:t xml:space="preserve">et</w:t>
-      </w:r>
-      <w:r>
-        <w:t xml:space="preserve"> </w:t>
-      </w:r>
-      <m:oMath>
-        <m:sSub>
-          <m:e>
-            <m:r>
-              <m:t>f</m:t>
-            </m:r>
-          </m:e>
-          <m:sub>
-            <m:r>
-              <m:t>Y</m:t>
-            </m:r>
-          </m:sub>
-        </m:sSub>
-      </m:oMath>
-      <w:r>
-        <w:t xml:space="preserve">. Vérifier</w:t>
-      </w:r>
-      <w:r>
-        <w:t xml:space="preserve"> </w:t>
-      </w:r>
-      <w:r>
-        <w:t xml:space="preserve">dans chaque cas que la densité intègre bien à 1 sur son support.</w:t>
-      </w:r>
-    </w:p>
-    <w:p>
-      <w:pPr>
-        <w:pStyle w:val="BodyText"/>
-      </w:pPr>
-      <w:r>
-        <w:rPr>
-          <w:bCs/>
-          <w:b/>
-        </w:rPr>
-        <w:t xml:space="preserve">3.</w:t>
-      </w:r>
-      <w:r>
-        <w:t xml:space="preserve"> </w:t>
-      </w:r>
-      <w:r>
-        <w:rPr>
-          <w:iCs/>
-          <w:i/>
-        </w:rPr>
-        <w:t xml:space="preserve">(4 pts)</w:t>
-      </w:r>
-      <w:r>
-        <w:t xml:space="preserve"> </w:t>
-      </w:r>
-      <w:r>
-        <w:t xml:space="preserve">Montrer que</w:t>
-      </w:r>
-      <w:r>
-        <w:t xml:space="preserve"> </w:t>
-      </w:r>
-      <m:oMath>
-        <m:r>
-          <m:t>X</m:t>
-        </m:r>
-      </m:oMath>
-      <w:r>
-        <w:t xml:space="preserve"> </w:t>
-      </w:r>
-      <w:r>
-        <w:t xml:space="preserve">et</w:t>
-      </w:r>
-      <w:r>
-        <w:t xml:space="preserve"> </w:t>
-      </w:r>
-      <m:oMath>
-        <m:r>
-          <m:t>Y</m:t>
-        </m:r>
-      </m:oMath>
-      <w:r>
-        <w:t xml:space="preserve"> </w:t>
-      </w:r>
-      <w:r>
-        <w:t xml:space="preserve">ne sont</w:t>
-      </w:r>
-      <w:r>
-        <w:t xml:space="preserve"> </w:t>
-      </w:r>
-      <w:r>
-        <w:rPr>
-          <w:bCs/>
-          <w:b/>
-        </w:rPr>
-        <w:t xml:space="preserve">pas indépendantes</w:t>
-      </w:r>
-      <w:r>
-        <w:t xml:space="preserve">.</w:t>
-      </w:r>
-      <w:r>
-        <w:t xml:space="preserve"> </w:t>
-      </w:r>
-      <w:r>
-        <w:rPr>
-          <w:iCs/>
-          <w:i/>
-        </w:rPr>
-        <w:t xml:space="preserve">(On comparera</w:t>
-      </w:r>
-      <w:r>
-        <w:rPr>
-          <w:iCs/>
-          <w:i/>
-        </w:rPr>
-        <w:t xml:space="preserve"> </w:t>
-      </w:r>
-      <m:oMath>
-        <m:r>
-          <m:t>f</m:t>
-        </m:r>
-        <m:d>
-          <m:dPr>
-            <m:begChr m:val="("/>
-            <m:endChr m:val=")"/>
-            <m:sepChr m:val=""/>
-            <m:grow/>
-          </m:dPr>
-          <m:e>
-            <m:r>
-              <m:t>x</m:t>
-            </m:r>
-            <m:r>
-              <m:rPr>
-                <m:sty m:val="p"/>
-              </m:rPr>
-              <m:t>,</m:t>
-            </m:r>
-            <m:r>
-              <m:t>y</m:t>
-            </m:r>
-          </m:e>
-        </m:d>
-      </m:oMath>
-      <w:r>
-        <w:rPr>
-          <w:iCs/>
-          <w:i/>
-        </w:rPr>
-        <w:t xml:space="preserve"> </w:t>
-      </w:r>
-      <w:r>
-        <w:rPr>
-          <w:iCs/>
-          <w:i/>
-        </w:rPr>
-        <w:t xml:space="preserve">au produit</w:t>
-      </w:r>
-      <w:r>
-        <w:rPr>
-          <w:iCs/>
-          <w:i/>
-        </w:rPr>
         <w:t xml:space="preserve"> </w:t>
       </w:r>
       <m:oMath>
@@ -3995,9 +3458,17 @@
             </m:r>
           </m:e>
         </m:d>
-        <m:r>
-          <m:t> </m:t>
-        </m:r>
+      </m:oMath>
+      <w:r>
+        <w:t xml:space="preserve"> </w:t>
+      </w:r>
+      <w:r>
+        <w:t xml:space="preserve">et</w:t>
+      </w:r>
+      <w:r>
+        <w:t xml:space="preserve"> </w:t>
+      </w:r>
+      <m:oMath>
         <m:sSub>
           <m:e>
             <m:r>
@@ -4025,32 +3496,16 @@
         </m:d>
       </m:oMath>
       <w:r>
-        <w:rPr>
-          <w:iCs/>
-          <w:i/>
-        </w:rPr>
-        <w:t xml:space="preserve"> </w:t>
-      </w:r>
-      <w:r>
-        <w:rPr>
-          <w:iCs/>
-          <w:i/>
-        </w:rPr>
-        <w:t xml:space="preserve">pour un couple de valeurs</w:t>
-      </w:r>
-      <w:r>
-        <w:rPr>
-          <w:iCs/>
-          <w:i/>
-        </w:rPr>
-        <w:t xml:space="preserve"> </w:t>
-      </w:r>
-      <w:r>
-        <w:rPr>
-          <w:iCs/>
-          <w:i/>
-        </w:rPr>
-        <w:t xml:space="preserve">particulier.)</w:t>
+        <w:t xml:space="preserve"> </w:t>
+      </w:r>
+      <w:r>
+        <w:t xml:space="preserve">sur</w:t>
+      </w:r>
+      <w:r>
+        <w:t xml:space="preserve"> </w:t>
+      </w:r>
+      <w:r>
+        <w:t xml:space="preserve">leur support respectif. Vérifier dans chaque cas que la densité intègre à 1.</w:t>
       </w:r>
     </w:p>
     <w:p>
@@ -4062,7 +3517,7 @@
           <w:bCs/>
           <w:b/>
         </w:rPr>
-        <w:t xml:space="preserve">4.</w:t>
+        <w:t xml:space="preserve">3.</w:t>
       </w:r>
       <w:r>
         <w:t xml:space="preserve"> </w:t>
@@ -4072,7 +3527,224 @@
           <w:iCs/>
           <w:i/>
         </w:rPr>
-        <w:t xml:space="preserve">(6 pts)</w:t>
+        <w:t xml:space="preserve">(4 pts)</w:t>
+      </w:r>
+      <w:r>
+        <w:t xml:space="preserve"> </w:t>
+      </w:r>
+      <w:r>
+        <w:t xml:space="preserve">Montrer que</w:t>
+      </w:r>
+      <w:r>
+        <w:t xml:space="preserve"> </w:t>
+      </w:r>
+      <m:oMath>
+        <m:r>
+          <m:t>X</m:t>
+        </m:r>
+      </m:oMath>
+      <w:r>
+        <w:t xml:space="preserve"> </w:t>
+      </w:r>
+      <w:r>
+        <w:t xml:space="preserve">et</w:t>
+      </w:r>
+      <w:r>
+        <w:t xml:space="preserve"> </w:t>
+      </w:r>
+      <m:oMath>
+        <m:r>
+          <m:t>Y</m:t>
+        </m:r>
+      </m:oMath>
+      <w:r>
+        <w:t xml:space="preserve"> </w:t>
+      </w:r>
+      <w:r>
+        <w:t xml:space="preserve">ne sont</w:t>
+      </w:r>
+      <w:r>
+        <w:t xml:space="preserve"> </w:t>
+      </w:r>
+      <w:r>
+        <w:rPr>
+          <w:bCs/>
+          <w:b/>
+        </w:rPr>
+        <w:t xml:space="preserve">pas indépendantes</w:t>
+      </w:r>
+      <w:r>
+        <w:t xml:space="preserve">.</w:t>
+      </w:r>
+      <w:r>
+        <w:t xml:space="preserve"> </w:t>
+      </w:r>
+      <w:r>
+        <w:rPr>
+          <w:iCs/>
+          <w:i/>
+        </w:rPr>
+        <w:t xml:space="preserve">(Comparer</w:t>
+      </w:r>
+      <w:r>
+        <w:rPr>
+          <w:iCs/>
+          <w:i/>
+        </w:rPr>
+        <w:t xml:space="preserve"> </w:t>
+      </w:r>
+      <m:oMath>
+        <m:r>
+          <m:t>f</m:t>
+        </m:r>
+        <m:d>
+          <m:dPr>
+            <m:begChr m:val="("/>
+            <m:endChr m:val=")"/>
+            <m:sepChr m:val=""/>
+            <m:grow/>
+          </m:dPr>
+          <m:e>
+            <m:r>
+              <m:t>x</m:t>
+            </m:r>
+            <m:r>
+              <m:rPr>
+                <m:sty m:val="p"/>
+              </m:rPr>
+              <m:t>,</m:t>
+            </m:r>
+            <m:r>
+              <m:t>y</m:t>
+            </m:r>
+          </m:e>
+        </m:d>
+      </m:oMath>
+      <w:r>
+        <w:rPr>
+          <w:iCs/>
+          <w:i/>
+        </w:rPr>
+        <w:t xml:space="preserve"> </w:t>
+      </w:r>
+      <w:r>
+        <w:rPr>
+          <w:iCs/>
+          <w:i/>
+        </w:rPr>
+        <w:t xml:space="preserve">au produit</w:t>
+      </w:r>
+      <w:r>
+        <w:rPr>
+          <w:iCs/>
+          <w:i/>
+        </w:rPr>
+        <w:t xml:space="preserve"> </w:t>
+      </w:r>
+      <m:oMath>
+        <m:sSub>
+          <m:e>
+            <m:r>
+              <m:t>f</m:t>
+            </m:r>
+          </m:e>
+          <m:sub>
+            <m:r>
+              <m:t>X</m:t>
+            </m:r>
+          </m:sub>
+        </m:sSub>
+        <m:d>
+          <m:dPr>
+            <m:begChr m:val="("/>
+            <m:endChr m:val=")"/>
+            <m:sepChr m:val=""/>
+            <m:grow/>
+          </m:dPr>
+          <m:e>
+            <m:r>
+              <m:t>x</m:t>
+            </m:r>
+          </m:e>
+        </m:d>
+        <m:r>
+          <m:t> </m:t>
+        </m:r>
+        <m:sSub>
+          <m:e>
+            <m:r>
+              <m:t>f</m:t>
+            </m:r>
+          </m:e>
+          <m:sub>
+            <m:r>
+              <m:t>Y</m:t>
+            </m:r>
+          </m:sub>
+        </m:sSub>
+        <m:d>
+          <m:dPr>
+            <m:begChr m:val="("/>
+            <m:endChr m:val=")"/>
+            <m:sepChr m:val=""/>
+            <m:grow/>
+          </m:dPr>
+          <m:e>
+            <m:r>
+              <m:t>y</m:t>
+            </m:r>
+          </m:e>
+        </m:d>
+      </m:oMath>
+      <w:r>
+        <w:rPr>
+          <w:iCs/>
+          <w:i/>
+        </w:rPr>
+        <w:t xml:space="preserve"> </w:t>
+      </w:r>
+      <w:r>
+        <w:rPr>
+          <w:iCs/>
+          <w:i/>
+        </w:rPr>
+        <w:t xml:space="preserve">pour un couple de valeurs</w:t>
+      </w:r>
+      <w:r>
+        <w:rPr>
+          <w:iCs/>
+          <w:i/>
+        </w:rPr>
+        <w:t xml:space="preserve"> </w:t>
+      </w:r>
+      <w:r>
+        <w:rPr>
+          <w:iCs/>
+          <w:i/>
+        </w:rPr>
+        <w:t xml:space="preserve">particulier.)</w:t>
+      </w:r>
+    </w:p>
+    <w:p>
+      <w:pPr>
+        <w:pStyle w:val="BodyText"/>
+      </w:pPr>
+      <w:r>
+        <w:rPr>
+          <w:bCs/>
+          <w:b/>
+        </w:rPr>
+        <w:t xml:space="preserve">4.</w:t>
+      </w:r>
+      <w:r>
+        <w:t xml:space="preserve"> </w:t>
+      </w:r>
+      <w:r>
+        <w:rPr>
+          <w:iCs/>
+          <w:i/>
+        </w:rPr>
+        <w:t xml:space="preserve">(8 pts)</w:t>
       </w:r>
       <w:r>
         <w:t xml:space="preserve"> </w:t>
@@ -4191,7 +3863,7 @@
         <w:t xml:space="preserve"> </w:t>
       </w:r>
       <w:r>
-        <w:t xml:space="preserve">Par symétrie, donner directement</w:t>
+        <w:t xml:space="preserve">Puis calculer</w:t>
       </w:r>
       <w:r>
         <w:t xml:space="preserve"> </w:t>
@@ -4219,6 +3891,43 @@
         </m:d>
       </m:oMath>
       <w:r>
+        <w:t xml:space="preserve">,</w:t>
+      </w:r>
+      <w:r>
+        <w:t xml:space="preserve"> </w:t>
+      </w:r>
+      <m:oMath>
+        <m:r>
+          <m:rPr>
+            <m:sty m:val="p"/>
+            <m:scr m:val="double-struck"/>
+          </m:rPr>
+          <m:t>E</m:t>
+        </m:r>
+        <m:d>
+          <m:dPr>
+            <m:begChr m:val="["/>
+            <m:endChr m:val="]"/>
+            <m:sepChr m:val=""/>
+            <m:grow/>
+          </m:dPr>
+          <m:e>
+            <m:sSup>
+              <m:e>
+                <m:r>
+                  <m:t>Y</m:t>
+                </m:r>
+              </m:e>
+              <m:sup>
+                <m:r>
+                  <m:t>2</m:t>
+                </m:r>
+              </m:sup>
+            </m:sSup>
+          </m:e>
+        </m:d>
+      </m:oMath>
+      <w:r>
         <w:t xml:space="preserve"> </w:t>
       </w:r>
       <w:r>
@@ -4320,7 +4029,7 @@
         </m:d>
       </m:oMath>
       <w:r>
-        <w:t xml:space="preserve">, puis déduire la</w:t>
+        <w:t xml:space="preserve">, puis la</w:t>
       </w:r>
       <w:r>
         <w:t xml:space="preserve"> </w:t>
@@ -4391,7 +4100,7 @@
           <w:bCs/>
           <w:b/>
         </w:rPr>
-        <w:t xml:space="preserve">coefficient de corrélation linéaire</w:t>
+        <w:t xml:space="preserve">coefficient de corrélation</w:t>
       </w:r>
       <w:r>
         <w:t xml:space="preserve"> </w:t>
@@ -4422,6 +4131,131 @@
             </m:r>
           </m:e>
         </m:d>
+        <m:r>
+          <m:rPr>
+            <m:sty m:val="p"/>
+          </m:rPr>
+          <m:t>=</m:t>
+        </m:r>
+        <m:r>
+          <m:rPr>
+            <m:sty m:val="p"/>
+          </m:rPr>
+          <m:t>C</m:t>
+        </m:r>
+        <m:r>
+          <m:rPr>
+            <m:sty m:val="p"/>
+          </m:rPr>
+          <m:t>o</m:t>
+        </m:r>
+        <m:r>
+          <m:rPr>
+            <m:sty m:val="p"/>
+          </m:rPr>
+          <m:t>v</m:t>
+        </m:r>
+        <m:d>
+          <m:dPr>
+            <m:begChr m:val="("/>
+            <m:endChr m:val=")"/>
+            <m:sepChr m:val=""/>
+            <m:grow/>
+          </m:dPr>
+          <m:e>
+            <m:r>
+              <m:t>X</m:t>
+            </m:r>
+            <m:r>
+              <m:rPr>
+                <m:sty m:val="p"/>
+              </m:rPr>
+              <m:t>,</m:t>
+            </m:r>
+            <m:r>
+              <m:t>Y</m:t>
+            </m:r>
+          </m:e>
+        </m:d>
+        <m:r>
+          <m:rPr>
+            <m:sty m:val="p"/>
+          </m:rPr>
+          <m:t>/</m:t>
+        </m:r>
+        <m:rad>
+          <m:radPr>
+            <m:degHide m:val="on"/>
+          </m:radPr>
+          <m:deg/>
+          <m:e>
+            <m:r>
+              <m:rPr>
+                <m:sty m:val="p"/>
+              </m:rPr>
+              <m:t>V</m:t>
+            </m:r>
+            <m:r>
+              <m:rPr>
+                <m:sty m:val="p"/>
+              </m:rPr>
+              <m:t>a</m:t>
+            </m:r>
+            <m:r>
+              <m:rPr>
+                <m:sty m:val="p"/>
+              </m:rPr>
+              <m:t>r</m:t>
+            </m:r>
+            <m:d>
+              <m:dPr>
+                <m:begChr m:val="("/>
+                <m:endChr m:val=")"/>
+                <m:sepChr m:val=""/>
+                <m:grow/>
+              </m:dPr>
+              <m:e>
+                <m:r>
+                  <m:t>X</m:t>
+                </m:r>
+              </m:e>
+            </m:d>
+            <m:r>
+              <m:t> </m:t>
+            </m:r>
+            <m:r>
+              <m:rPr>
+                <m:sty m:val="p"/>
+              </m:rPr>
+              <m:t>V</m:t>
+            </m:r>
+            <m:r>
+              <m:rPr>
+                <m:sty m:val="p"/>
+              </m:rPr>
+              <m:t>a</m:t>
+            </m:r>
+            <m:r>
+              <m:rPr>
+                <m:sty m:val="p"/>
+              </m:rPr>
+              <m:t>r</m:t>
+            </m:r>
+            <m:d>
+              <m:dPr>
+                <m:begChr m:val="("/>
+                <m:endChr m:val=")"/>
+                <m:sepChr m:val=""/>
+                <m:grow/>
+              </m:dPr>
+              <m:e>
+                <m:r>
+                  <m:t>Y</m:t>
+                </m:r>
+              </m:e>
+            </m:d>
+          </m:e>
+        </m:rad>
       </m:oMath>
       <w:r>
         <w:t xml:space="preserve">.</w:t>
@@ -4430,7 +4264,7 @@
         <w:t xml:space="preserve"> </w:t>
       </w:r>
       <w:r>
-        <w:t xml:space="preserve">Interpréter le signe de</w:t>
+        <w:t xml:space="preserve">Interpréter le signe et la valeur de</w:t>
       </w:r>
       <w:r>
         <w:t xml:space="preserve"> </w:t>
@@ -4567,7 +4401,45 @@
         </m:r>
       </m:oMath>
       <w:r>
-        <w:t xml:space="preserve">. Vérifier qu’elle est bien normalisée.</w:t>
+        <w:t xml:space="preserve">. Reconnaître la loi de</w:t>
+      </w:r>
+      <w:r>
+        <w:t xml:space="preserve"> </w:t>
+      </w:r>
+      <m:oMath>
+        <m:r>
+          <m:t>Y</m:t>
+        </m:r>
+        <m:r>
+          <m:rPr>
+            <m:sty m:val="p"/>
+          </m:rPr>
+          <m:t>∣</m:t>
+        </m:r>
+        <m:r>
+          <m:t>X</m:t>
+        </m:r>
+        <m:r>
+          <m:rPr>
+            <m:sty m:val="p"/>
+          </m:rPr>
+          <m:t>=</m:t>
+        </m:r>
+        <m:r>
+          <m:t>x</m:t>
+        </m:r>
+      </m:oMath>
+      <w:r>
+        <w:t xml:space="preserve"> </w:t>
+      </w:r>
+      <w:r>
+        <w:t xml:space="preserve">et vérifier la</w:t>
+      </w:r>
+      <w:r>
+        <w:t xml:space="preserve"> </w:t>
+      </w:r>
+      <w:r>
+        <w:t xml:space="preserve">normalisation.</w:t>
       </w:r>
     </w:p>
     <w:p>
@@ -4595,113 +4467,13 @@
         <w:t xml:space="preserve"> </w:t>
       </w:r>
       <w:r>
-        <w:t xml:space="preserve">En utilisant la densité conditionnelle, calculer</w:t>
-      </w:r>
-    </w:p>
-    <w:p>
-      <w:pPr>
-        <w:pStyle w:val="BodyText"/>
-      </w:pPr>
-      <m:oMathPara>
-        <m:oMathParaPr>
-          <m:jc m:val="center"/>
-        </m:oMathParaPr>
-        <m:oMath>
-          <m:r>
-            <m:t>P</m:t>
-          </m:r>
-          <m:r>
-            <m:t>​</m:t>
-          </m:r>
-          <m:d>
-            <m:dPr>
-              <m:begChr m:val="("/>
-              <m:endChr m:val=")"/>
-              <m:sepChr m:val="|"/>
-              <m:grow/>
-            </m:dPr>
-            <m:e>
-              <m:r>
-                <m:t>Y</m:t>
-              </m:r>
-              <m:r>
-                <m:rPr>
-                  <m:sty m:val="p"/>
-                </m:rPr>
-                <m:t>&gt;</m:t>
-              </m:r>
-              <m:f>
-                <m:fPr>
-                  <m:type m:val="lin"/>
-                </m:fPr>
-                <m:num>
-                  <m:r>
-                    <m:t>1</m:t>
-                  </m:r>
-                </m:num>
-                <m:den>
-                  <m:r>
-                    <m:t>2</m:t>
-                  </m:r>
-                </m:den>
-              </m:f>
-              <m:r>
-                <m:t> </m:t>
-              </m:r>
-            </m:e>
-            <m:e>
-              <m:r>
-                <m:t> </m:t>
-              </m:r>
-              <m:r>
-                <m:t>X</m:t>
-              </m:r>
-              <m:r>
-                <m:rPr>
-                  <m:sty m:val="p"/>
-                </m:rPr>
-                <m:t>=</m:t>
-              </m:r>
-              <m:r>
-                <m:t>1</m:t>
-              </m:r>
-            </m:e>
-          </m:d>
-          <m:r>
-            <m:rPr>
-              <m:sty m:val="p"/>
-            </m:rPr>
-            <m:t>.</m:t>
-          </m:r>
-        </m:oMath>
-      </m:oMathPara>
-    </w:p>
-    <w:p>
-      <w:pPr>
-        <w:pStyle w:val="FirstParagraph"/>
-      </w:pPr>
-      <w:r>
-        <w:rPr>
-          <w:bCs/>
-          <w:b/>
-        </w:rPr>
-        <w:t xml:space="preserve">8.</w:t>
-      </w:r>
-      <w:r>
-        <w:t xml:space="preserve"> </w:t>
-      </w:r>
-      <w:r>
-        <w:rPr>
-          <w:iCs/>
-          <w:i/>
-        </w:rPr>
-        <w:t xml:space="preserve">(5 pts)</w:t>
-      </w:r>
-      <w:r>
-        <w:t xml:space="preserve"> </w:t>
-      </w:r>
-      <w:r>
-        <w:t xml:space="preserve">Calculer la probabilité</w:t>
+        <w:t xml:space="preserve">En utilisant la densité conditionnelle de la question 6,</w:t>
+      </w:r>
+      <w:r>
+        <w:t xml:space="preserve"> </w:t>
+      </w:r>
+      <w:r>
+        <w:t xml:space="preserve">calculer</w:t>
       </w:r>
       <w:r>
         <w:t xml:space="preserve"> </w:t>
@@ -4709,6 +4481,9 @@
       <m:oMath>
         <m:r>
           <m:t>P</m:t>
+        </m:r>
+        <m:r>
+          <m:t>​</m:t>
         </m:r>
         <m:d>
           <m:dPr>
@@ -4719,41 +4494,255 @@
           </m:dPr>
           <m:e>
             <m:r>
-              <m:t>X</m:t>
+              <m:t>Y</m:t>
             </m:r>
             <m:r>
               <m:rPr>
                 <m:sty m:val="p"/>
               </m:rPr>
-              <m:t>+</m:t>
-            </m:r>
-            <m:r>
-              <m:t>Y</m:t>
+              <m:t>&lt;</m:t>
+            </m:r>
+            <m:f>
+              <m:fPr>
+                <m:type m:val="bar"/>
+              </m:fPr>
+              <m:num>
+                <m:r>
+                  <m:t>X</m:t>
+                </m:r>
+              </m:num>
+              <m:den>
+                <m:r>
+                  <m:t>2</m:t>
+                </m:r>
+              </m:den>
+            </m:f>
+          </m:e>
+        </m:d>
+      </m:oMath>
+      <w:r>
+        <w:t xml:space="preserve">.</w:t>
+      </w:r>
+      <w:r>
+        <w:t xml:space="preserve"> </w:t>
+      </w:r>
+      <w:r>
+        <w:rPr>
+          <w:iCs/>
+          <w:i/>
+        </w:rPr>
+        <w:t xml:space="preserve">(On pourra conditionner par</w:t>
+      </w:r>
+      <w:r>
+        <w:rPr>
+          <w:iCs/>
+          <w:i/>
+        </w:rPr>
+        <w:t xml:space="preserve"> </w:t>
+      </w:r>
+      <m:oMath>
+        <m:r>
+          <m:t>X</m:t>
+        </m:r>
+      </m:oMath>
+      <w:r>
+        <w:rPr>
+          <w:iCs/>
+          <w:i/>
+        </w:rPr>
+        <w:t xml:space="preserve"> </w:t>
+      </w:r>
+      <w:r>
+        <w:rPr>
+          <w:iCs/>
+          <w:i/>
+        </w:rPr>
+        <w:t xml:space="preserve">et utiliser la loi totale des probabilités.)</w:t>
+      </w:r>
+    </w:p>
+    <w:p>
+      <w:pPr>
+        <w:pStyle w:val="BodyText"/>
+      </w:pPr>
+      <w:r>
+        <w:rPr>
+          <w:bCs/>
+          <w:b/>
+        </w:rPr>
+        <w:t xml:space="preserve">8.</w:t>
+      </w:r>
+      <w:r>
+        <w:t xml:space="preserve"> </w:t>
+      </w:r>
+      <w:r>
+        <w:rPr>
+          <w:iCs/>
+          <w:i/>
+        </w:rPr>
+        <w:t xml:space="preserve">(4 pts)</w:t>
+      </w:r>
+      <w:r>
+        <w:t xml:space="preserve"> </w:t>
+      </w:r>
+      <w:r>
+        <w:t xml:space="preserve">Calculer</w:t>
+      </w:r>
+      <w:r>
+        <w:t xml:space="preserve"> </w:t>
+      </w:r>
+      <m:oMath>
+        <m:r>
+          <m:t>P</m:t>
+        </m:r>
+        <m:r>
+          <m:t>​</m:t>
+        </m:r>
+        <m:d>
+          <m:dPr>
+            <m:begChr m:val="("/>
+            <m:endChr m:val=")"/>
+            <m:sepChr m:val=""/>
+            <m:grow/>
+          </m:dPr>
+          <m:e>
+            <m:r>
+              <m:t>X</m:t>
             </m:r>
             <m:r>
               <m:rPr>
                 <m:sty m:val="p"/>
               </m:rPr>
-              <m:t>≤</m:t>
-            </m:r>
-            <m:r>
-              <m:t>1</m:t>
-            </m:r>
+              <m:t>&gt;</m:t>
+            </m:r>
+            <m:f>
+              <m:fPr>
+                <m:type m:val="bar"/>
+              </m:fPr>
+              <m:num>
+                <m:r>
+                  <m:t>3</m:t>
+                </m:r>
+              </m:num>
+              <m:den>
+                <m:r>
+                  <m:t>4</m:t>
+                </m:r>
+              </m:den>
+            </m:f>
           </m:e>
         </m:d>
       </m:oMath>
       <w:r>
+        <w:t xml:space="preserve"> </w:t>
+      </w:r>
+      <w:r>
+        <w:t xml:space="preserve">à partir de</w:t>
+      </w:r>
+      <w:r>
+        <w:t xml:space="preserve"> </w:t>
+      </w:r>
+      <m:oMath>
+        <m:sSub>
+          <m:e>
+            <m:r>
+              <m:t>f</m:t>
+            </m:r>
+          </m:e>
+          <m:sub>
+            <m:r>
+              <m:t>X</m:t>
+            </m:r>
+          </m:sub>
+        </m:sSub>
+      </m:oMath>
+      <w:r>
+        <w:t xml:space="preserve">,</w:t>
+      </w:r>
+      <w:r>
+        <w:t xml:space="preserve"> </w:t>
+      </w:r>
+      <w:r>
+        <w:t xml:space="preserve">puis</w:t>
+      </w:r>
+      <w:r>
+        <w:t xml:space="preserve"> </w:t>
+      </w:r>
+      <m:oMath>
+        <m:r>
+          <m:t>P</m:t>
+        </m:r>
+        <m:r>
+          <m:t>​</m:t>
+        </m:r>
+        <m:d>
+          <m:dPr>
+            <m:begChr m:val="("/>
+            <m:endChr m:val=")"/>
+            <m:sepChr m:val="|"/>
+            <m:grow/>
+          </m:dPr>
+          <m:e>
+            <m:r>
+              <m:t>Y</m:t>
+            </m:r>
+            <m:r>
+              <m:rPr>
+                <m:sty m:val="p"/>
+              </m:rPr>
+              <m:t>&lt;</m:t>
+            </m:r>
+            <m:f>
+              <m:fPr>
+                <m:type m:val="bar"/>
+              </m:fPr>
+              <m:num>
+                <m:r>
+                  <m:t>1</m:t>
+                </m:r>
+              </m:num>
+              <m:den>
+                <m:r>
+                  <m:t>4</m:t>
+                </m:r>
+              </m:den>
+            </m:f>
+            <m:r>
+              <m:t> </m:t>
+            </m:r>
+          </m:e>
+          <m:e>
+            <m:r>
+              <m:t> </m:t>
+            </m:r>
+            <m:r>
+              <m:t>X</m:t>
+            </m:r>
+            <m:r>
+              <m:rPr>
+                <m:sty m:val="p"/>
+              </m:rPr>
+              <m:t>=</m:t>
+            </m:r>
+            <m:f>
+              <m:fPr>
+                <m:type m:val="bar"/>
+              </m:fPr>
+              <m:num>
+                <m:r>
+                  <m:t>3</m:t>
+                </m:r>
+              </m:num>
+              <m:den>
+                <m:r>
+                  <m:t>4</m:t>
+                </m:r>
+              </m:den>
+            </m:f>
+          </m:e>
+        </m:d>
+      </m:oMath>
+      <w:r>
         <w:t xml:space="preserve">.</w:t>
-      </w:r>
-      <w:r>
-        <w:t xml:space="preserve"> </w:t>
-      </w:r>
-      <w:r>
-        <w:rPr>
-          <w:iCs/>
-          <w:i/>
-        </w:rPr>
-        <w:t xml:space="preserve">(On précisera le domaine d’intégration et on développera soigneusement le calcul.)</w:t>
       </w:r>
     </w:p>
     <w:p>
@@ -4847,7 +4836,7 @@
           <m:t>=</m:t>
         </m:r>
         <m:r>
-          <m:t>5</m:t>
+          <m:t>6</m:t>
         </m:r>
       </m:oMath>
       <w:r>
@@ -4898,7 +4887,7 @@
           <m:t>=</m:t>
         </m:r>
         <m:r>
-          <m:t>4</m:t>
+          <m:t>9</m:t>
         </m:r>
       </m:oMath>
       <w:r>
@@ -4967,7 +4956,7 @@
               <m:t>≥</m:t>
             </m:r>
             <m:r>
-              <m:t>20</m:t>
+              <m:t>18</m:t>
             </m:r>
           </m:e>
         </m:d>
@@ -5046,7 +5035,7 @@
                   <m:t>−</m:t>
                 </m:r>
                 <m:r>
-                  <m:t>5</m:t>
+                  <m:t>6</m:t>
                 </m:r>
               </m:e>
             </m:d>
@@ -5057,7 +5046,7 @@
               <m:t>≥</m:t>
             </m:r>
             <m:r>
-              <m:t>4</m:t>
+              <m:t>6</m:t>
             </m:r>
           </m:e>
         </m:d>
@@ -5081,7 +5070,7 @@
           </m:dPr>
           <m:e>
             <m:r>
-              <m:t>1</m:t>
+              <m:t>0</m:t>
             </m:r>
             <m:r>
               <m:rPr>
@@ -5099,7 +5088,7 @@
               <m:t>&lt;</m:t>
             </m:r>
             <m:r>
-              <m:t>9</m:t>
+              <m:t>12</m:t>
             </m:r>
           </m:e>
         </m:d>
@@ -5164,7 +5153,7 @@
           </m:dPr>
           <m:e>
             <m:r>
-              <m:t>5</m:t>
+              <m:t>6</m:t>
             </m:r>
             <m:r>
               <m:rPr>
@@ -5176,7 +5165,7 @@
               <m:t> </m:t>
             </m:r>
             <m:r>
-              <m:t>4</m:t>
+              <m:t>9</m:t>
             </m:r>
           </m:e>
         </m:d>
@@ -5206,7 +5195,7 @@
           </m:dPr>
           <m:e>
             <m:r>
-              <m:t>1</m:t>
+              <m:t>0</m:t>
             </m:r>
             <m:r>
               <m:rPr>
@@ -5224,7 +5213,7 @@
               <m:t>&lt;</m:t>
             </m:r>
             <m:r>
-              <m:t>9</m:t>
+              <m:t>12</m:t>
             </m:r>
           </m:e>
         </m:d>
@@ -5260,7 +5249,7 @@
         <w:t xml:space="preserve"> </w:t>
       </w:r>
       <w:r>
-        <w:t xml:space="preserve">comparer avec la borne obtenue à la question 2. Commenter.</w:t>
+        <w:t xml:space="preserve">comparer avec la borne de la question 2. Commenter.</w:t>
       </w:r>
     </w:p>
     <w:p>
@@ -5271,13 +5260,13 @@
       </w:r>
     </w:p>
     <w:bookmarkEnd w:id="24"/>
-    <w:bookmarkStart w:id="25" w:name="X704cc437f906a8668b3b13b9a53f55d1a19c71c"/>
+    <w:bookmarkStart w:id="25" w:name="X989dba4272208f51f09d97ff639d3c2536b639d"/>
     <w:p>
       <w:pPr>
         <w:pStyle w:val="Heading3"/>
       </w:pPr>
       <w:r>
-        <w:t xml:space="preserve">Partie B — Estimation par maximum de vraisemblance (12 points)</w:t>
+        <w:t xml:space="preserve">Partie B — Maximum de vraisemblance (10 points)</w:t>
       </w:r>
     </w:p>
     <w:p>
@@ -5285,7 +5274,7 @@
         <w:pStyle w:val="FirstParagraph"/>
       </w:pPr>
       <w:r>
-        <w:t xml:space="preserve">Des capteurs mesurent des temps de traitement</w:t>
+        <w:t xml:space="preserve">Des temps de traitement</w:t>
       </w:r>
       <w:r>
         <w:t xml:space="preserve"> </w:t>
@@ -5338,7 +5327,7 @@
         <w:t xml:space="preserve"> </w:t>
       </w:r>
       <w:r>
-        <w:t xml:space="preserve">supposés</w:t>
+        <w:t xml:space="preserve">sont supposés</w:t>
       </w:r>
       <w:r>
         <w:t xml:space="preserve"> </w:t>
@@ -5499,7 +5488,7 @@
           <w:iCs/>
           <w:i/>
         </w:rPr>
-        <w:t xml:space="preserve">(3 pts)</w:t>
+        <w:t xml:space="preserve">(4 pts)</w:t>
       </w:r>
       <w:r>
         <w:t xml:space="preserve"> </w:t>
@@ -5614,13 +5603,10 @@
         </m:d>
       </m:oMath>
       <w:r>
-        <w:t xml:space="preserve">,</w:t>
-      </w:r>
-      <w:r>
-        <w:t xml:space="preserve"> </w:t>
-      </w:r>
-      <w:r>
-        <w:t xml:space="preserve">puis la</w:t>
+        <w:t xml:space="preserve"> </w:t>
+      </w:r>
+      <w:r>
+        <w:t xml:space="preserve">et la</w:t>
       </w:r>
       <w:r>
         <w:t xml:space="preserve"> </w:t>
@@ -5687,6 +5673,16 @@
       <w:r>
         <w:t xml:space="preserve">.</w:t>
       </w:r>
+      <w:r>
+        <w:t xml:space="preserve"> </w:t>
+      </w:r>
+      <w:r>
+        <w:rPr>
+          <w:iCs/>
+          <w:i/>
+        </w:rPr>
+        <w:t xml:space="preserve">(Simplifier au maximum les deux expressions.)</w:t>
+      </w:r>
     </w:p>
     <w:p>
       <w:pPr>
@@ -5745,13 +5741,10 @@
         </m:f>
       </m:oMath>
       <w:r>
-        <w:t xml:space="preserve">.</w:t>
-      </w:r>
-      <w:r>
-        <w:t xml:space="preserve"> </w:t>
-      </w:r>
-      <w:r>
-        <w:t xml:space="preserve">En résolvant</w:t>
+        <w:t xml:space="preserve"> </w:t>
+      </w:r>
+      <w:r>
+        <w:t xml:space="preserve">et résoudre</w:t>
       </w:r>
       <w:r>
         <w:t xml:space="preserve"> </w:t>
@@ -5792,14 +5785,17 @@
         </m:r>
       </m:oMath>
       <w:r>
-        <w:t xml:space="preserve">, déterminer l’</w:t>
+        <w:t xml:space="preserve"> </w:t>
+      </w:r>
+      <w:r>
+        <w:t xml:space="preserve">pour déterminer l’</w:t>
       </w:r>
       <w:r>
         <w:rPr>
           <w:bCs/>
           <w:b/>
         </w:rPr>
-        <w:t xml:space="preserve">estimateur du</w:t>
+        <w:t xml:space="preserve">estimateur du maximum de</w:t>
       </w:r>
       <w:r>
         <w:rPr>
@@ -5813,7 +5809,7 @@
           <w:bCs/>
           <w:b/>
         </w:rPr>
-        <w:t xml:space="preserve">maximum de vraisemblance</w:t>
+        <w:t xml:space="preserve">vraisemblance</w:t>
       </w:r>
       <w:r>
         <w:t xml:space="preserve"> </w:t>
@@ -5829,20 +5825,6 @@
             </m:r>
           </m:e>
         </m:acc>
-      </m:oMath>
-      <w:r>
-        <w:t xml:space="preserve"> </w:t>
-      </w:r>
-      <w:r>
-        <w:t xml:space="preserve">de</w:t>
-      </w:r>
-      <w:r>
-        <w:t xml:space="preserve"> </w:t>
-      </w:r>
-      <m:oMath>
-        <m:r>
-          <m:t>λ</m:t>
-        </m:r>
       </m:oMath>
       <w:r>
         <w:t xml:space="preserve">.</w:t>
@@ -5896,7 +5878,7 @@
         <w:t xml:space="preserve"> </w:t>
       </w:r>
       <w:r>
-        <w:t xml:space="preserve">capteurs, on mesure</w:t>
+        <w:t xml:space="preserve">observations, on mesure</w:t>
       </w:r>
       <w:r>
         <w:t xml:space="preserve"> </w:t>
@@ -5935,7 +5917,7 @@
         <w:t xml:space="preserve"> </w:t>
       </w:r>
       <w:r>
-        <w:t xml:space="preserve">secondes. Calculer</w:t>
+        <w:t xml:space="preserve">s. Calculer</w:t>
       </w:r>
       <w:r>
         <w:t xml:space="preserve"> </w:t>
@@ -5953,13 +5935,10 @@
         </m:acc>
       </m:oMath>
       <w:r>
-        <w:t xml:space="preserve">, puis en déduire une</w:t>
-      </w:r>
-      <w:r>
-        <w:t xml:space="preserve"> </w:t>
-      </w:r>
-      <w:r>
-        <w:t xml:space="preserve">estimation de l’espérance</w:t>
+        <w:t xml:space="preserve"> </w:t>
+      </w:r>
+      <w:r>
+        <w:t xml:space="preserve">et estimer</w:t>
       </w:r>
       <w:r>
         <w:t xml:space="preserve"> </w:t>
@@ -6009,210 +5988,6 @@
       </w:r>
     </w:p>
     <w:p>
-      <w:pPr>
-        <w:pStyle w:val="BodyText"/>
-      </w:pPr>
-      <w:r>
-        <w:rPr>
-          <w:bCs/>
-          <w:b/>
-        </w:rPr>
-        <w:t xml:space="preserve">7.</w:t>
-      </w:r>
-      <w:r>
-        <w:t xml:space="preserve"> </w:t>
-      </w:r>
-      <w:r>
-        <w:rPr>
-          <w:iCs/>
-          <w:i/>
-        </w:rPr>
-        <w:t xml:space="preserve">(3 pts)</w:t>
-      </w:r>
-      <w:r>
-        <w:t xml:space="preserve"> </w:t>
-      </w:r>
-      <w:r>
-        <w:t xml:space="preserve">Montrer que</w:t>
-      </w:r>
-      <w:r>
-        <w:t xml:space="preserve"> </w:t>
-      </w:r>
-      <m:oMath>
-        <m:acc>
-          <m:accPr>
-            <m:chr m:val="̂"/>
-          </m:accPr>
-          <m:e>
-            <m:r>
-              <m:t>μ</m:t>
-            </m:r>
-          </m:e>
-        </m:acc>
-        <m:r>
-          <m:rPr>
-            <m:sty m:val="p"/>
-          </m:rPr>
-          <m:t>=</m:t>
-        </m:r>
-        <m:acc>
-          <m:accPr>
-            <m:chr m:val="‾"/>
-          </m:accPr>
-          <m:e>
-            <m:r>
-              <m:t>T</m:t>
-            </m:r>
-          </m:e>
-        </m:acc>
-      </m:oMath>
-      <w:r>
-        <w:t xml:space="preserve"> </w:t>
-      </w:r>
-      <w:r>
-        <w:t xml:space="preserve">est un estimateur</w:t>
-      </w:r>
-      <w:r>
-        <w:t xml:space="preserve"> </w:t>
-      </w:r>
-      <w:r>
-        <w:rPr>
-          <w:bCs/>
-          <w:b/>
-        </w:rPr>
-        <w:t xml:space="preserve">sans biais</w:t>
-      </w:r>
-      <w:r>
-        <w:t xml:space="preserve"> </w:t>
-      </w:r>
-      <w:r>
-        <w:t xml:space="preserve">de</w:t>
-      </w:r>
-      <w:r>
-        <w:t xml:space="preserve"> </w:t>
-      </w:r>
-      <m:oMath>
-        <m:r>
-          <m:t>μ</m:t>
-        </m:r>
-        <m:r>
-          <m:rPr>
-            <m:sty m:val="p"/>
-          </m:rPr>
-          <m:t>=</m:t>
-        </m:r>
-        <m:r>
-          <m:t>1</m:t>
-        </m:r>
-        <m:r>
-          <m:rPr>
-            <m:sty m:val="p"/>
-          </m:rPr>
-          <m:t>/</m:t>
-        </m:r>
-        <m:r>
-          <m:t>λ</m:t>
-        </m:r>
-      </m:oMath>
-      <w:r>
-        <w:t xml:space="preserve">. Montrer également qu’il est</w:t>
-      </w:r>
-      <w:r>
-        <w:t xml:space="preserve"> </w:t>
-      </w:r>
-      <w:r>
-        <w:rPr>
-          <w:bCs/>
-          <w:b/>
-        </w:rPr>
-        <w:t xml:space="preserve">consistant</w:t>
-      </w:r>
-      <w:r>
-        <w:t xml:space="preserve"> </w:t>
-      </w:r>
-      <w:r>
-        <w:t xml:space="preserve">en précisant le comportement de</w:t>
-      </w:r>
-      <w:r>
-        <w:t xml:space="preserve"> </w:t>
-      </w:r>
-      <m:oMath>
-        <m:r>
-          <m:rPr>
-            <m:sty m:val="p"/>
-          </m:rPr>
-          <m:t>V</m:t>
-        </m:r>
-        <m:r>
-          <m:rPr>
-            <m:sty m:val="p"/>
-          </m:rPr>
-          <m:t>a</m:t>
-        </m:r>
-        <m:r>
-          <m:rPr>
-            <m:sty m:val="p"/>
-          </m:rPr>
-          <m:t>r</m:t>
-        </m:r>
-        <m:d>
-          <m:dPr>
-            <m:begChr m:val="("/>
-            <m:endChr m:val=")"/>
-            <m:sepChr m:val=""/>
-            <m:grow/>
-          </m:dPr>
-          <m:e>
-            <m:acc>
-              <m:accPr>
-                <m:chr m:val="‾"/>
-              </m:accPr>
-              <m:e>
-                <m:r>
-                  <m:t>T</m:t>
-                </m:r>
-              </m:e>
-            </m:acc>
-          </m:e>
-        </m:d>
-      </m:oMath>
-      <w:r>
-        <w:t xml:space="preserve"> </w:t>
-      </w:r>
-      <w:r>
-        <w:t xml:space="preserve">lorsque</w:t>
-      </w:r>
-      <w:r>
-        <w:t xml:space="preserve"> </w:t>
-      </w:r>
-      <m:oMath>
-        <m:r>
-          <m:t>n</m:t>
-        </m:r>
-        <m:r>
-          <m:rPr>
-            <m:sty m:val="p"/>
-          </m:rPr>
-          <m:t>→</m:t>
-        </m:r>
-        <m:r>
-          <m:rPr>
-            <m:sty m:val="p"/>
-          </m:rPr>
-          <m:t>+</m:t>
-        </m:r>
-        <m:r>
-          <m:rPr>
-            <m:sty m:val="p"/>
-          </m:rPr>
-          <m:t>∞</m:t>
-        </m:r>
-      </m:oMath>
-      <w:r>
-        <w:t xml:space="preserve">.</w:t>
-      </w:r>
-    </w:p>
-    <w:p>
       <w:r>
         <w:pict>
           <v:rect style="width:0;height:1.5pt" o:hralign="center" o:hrstd="t" o:hr="t"/>
@@ -6220,13 +5995,13 @@
       </w:r>
     </w:p>
     <w:bookmarkEnd w:id="25"/>
-    <w:bookmarkStart w:id="26" w:name="Xe4828fa3cd267a167f6eb3a2fa2a30a0cfd19b8"/>
+    <w:bookmarkStart w:id="26" w:name="Xf39ddeda65737c7d7a09102e8e59a26cb1b29ae"/>
     <w:p>
       <w:pPr>
         <w:pStyle w:val="Heading3"/>
       </w:pPr>
       <w:r>
-        <w:t xml:space="preserve">Partie C — Intervalle de confiance pour une moyenne (10 points)</w:t>
+        <w:t xml:space="preserve">Partie C — Intervalle de confiance pour une moyenne (12 points)</w:t>
       </w:r>
     </w:p>
     <w:p>
@@ -6234,7 +6009,7 @@
         <w:pStyle w:val="FirstParagraph"/>
       </w:pPr>
       <w:r>
-        <w:t xml:space="preserve">Un ingénieur mesure le temps de réponse (en ms) d’une API sur</w:t>
+        <w:t xml:space="preserve">On mesure le temps de réponse (en ms) d’une API sur</w:t>
       </w:r>
       <w:r>
         <w:t xml:space="preserve"> </w:t>
@@ -6257,7 +6032,13 @@
         <w:t xml:space="preserve"> </w:t>
       </w:r>
       <w:r>
-        <w:t xml:space="preserve">requêtes indépendantes. Il obtient</w:t>
+        <w:t xml:space="preserve">requêtes</w:t>
+      </w:r>
+      <w:r>
+        <w:t xml:space="preserve"> </w:t>
+      </w:r>
+      <w:r>
+        <w:t xml:space="preserve">indépendantes. On obtient</w:t>
       </w:r>
       <w:r>
         <w:t xml:space="preserve"> </w:t>
@@ -6297,21 +6078,7 @@
           <w:bCs/>
           <w:b/>
         </w:rPr>
-        <w:t xml:space="preserve">variance empirique</w:t>
-      </w:r>
-      <w:r>
-        <w:rPr>
-          <w:bCs/>
-          <w:b/>
-        </w:rPr>
-        <w:t xml:space="preserve"> </w:t>
-      </w:r>
-      <w:r>
-        <w:rPr>
-          <w:bCs/>
-          <w:b/>
-        </w:rPr>
-        <w:t xml:space="preserve">corrigée</w:t>
+        <w:t xml:space="preserve">variance empirique corrigée</w:t>
       </w:r>
       <w:r>
         <w:t xml:space="preserve"> </w:t>
@@ -6355,7 +6122,7 @@
           <w:bCs/>
           <w:b/>
         </w:rPr>
-        <w:t xml:space="preserve">8.</w:t>
+        <w:t xml:space="preserve">7.</w:t>
       </w:r>
       <w:r>
         <w:t xml:space="preserve"> </w:t>
@@ -6371,13 +6138,13 @@
         <w:t xml:space="preserve"> </w:t>
       </w:r>
       <w:r>
-        <w:t xml:space="preserve">Justifier pourquoi, même sans connaître la loi de la population,</w:t>
-      </w:r>
-      <w:r>
-        <w:t xml:space="preserve"> </w:t>
-      </w:r>
-      <w:r>
-        <w:t xml:space="preserve">on peut utiliser la loi normale pour construire un intervalle de confiance pour</w:t>
+        <w:t xml:space="preserve">Justifier pourquoi on peut utiliser la loi normale pour</w:t>
+      </w:r>
+      <w:r>
+        <w:t xml:space="preserve"> </w:t>
+      </w:r>
+      <w:r>
+        <w:t xml:space="preserve">construire un intervalle de confiance pour</w:t>
       </w:r>
       <w:r>
         <w:t xml:space="preserve"> </w:t>
@@ -6388,7 +6155,7 @@
         </m:r>
       </m:oMath>
       <w:r>
-        <w:t xml:space="preserve">. Préciser la loi approchée de</w:t>
+        <w:t xml:space="preserve">. Donner la loi approchée de</w:t>
       </w:r>
       <w:r>
         <w:t xml:space="preserve"> </w:t>
@@ -6415,7 +6182,10 @@
         </m:sSub>
       </m:oMath>
       <w:r>
-        <w:t xml:space="preserve">.</w:t>
+        <w:t xml:space="preserve"> </w:t>
+      </w:r>
+      <w:r>
+        <w:t xml:space="preserve">et préciser ses paramètres.</w:t>
       </w:r>
     </w:p>
     <w:p>
@@ -6427,7 +6197,7 @@
           <w:bCs/>
           <w:b/>
         </w:rPr>
-        <w:t xml:space="preserve">9.</w:t>
+        <w:t xml:space="preserve">8.</w:t>
       </w:r>
       <w:r>
         <w:t xml:space="preserve"> </w:t>
@@ -6437,7 +6207,7 @@
           <w:iCs/>
           <w:i/>
         </w:rPr>
-        <w:t xml:space="preserve">(4 pts)</w:t>
+        <w:t xml:space="preserve">(3 pts)</w:t>
       </w:r>
       <w:r>
         <w:t xml:space="preserve"> </w:t>
@@ -6454,22 +6224,6 @@
           <w:b/>
         </w:rPr>
         <w:t xml:space="preserve">intervalle de confiance à 95 %</w:t>
-      </w:r>
-      <w:r>
-        <w:t xml:space="preserve"> </w:t>
-      </w:r>
-      <w:r>
-        <w:t xml:space="preserve">et un</w:t>
-      </w:r>
-      <w:r>
-        <w:t xml:space="preserve"> </w:t>
-      </w:r>
-      <w:r>
-        <w:rPr>
-          <w:bCs/>
-          <w:b/>
-        </w:rPr>
-        <w:t xml:space="preserve">intervalle de confiance à 99 %</w:t>
       </w:r>
       <w:r>
         <w:t xml:space="preserve"> </w:t>
@@ -6498,6 +6252,61 @@
           <w:bCs/>
           <w:b/>
         </w:rPr>
+        <w:t xml:space="preserve">9.</w:t>
+      </w:r>
+      <w:r>
+        <w:t xml:space="preserve"> </w:t>
+      </w:r>
+      <w:r>
+        <w:rPr>
+          <w:iCs/>
+          <w:i/>
+        </w:rPr>
+        <w:t xml:space="preserve">(3 pts)</w:t>
+      </w:r>
+      <w:r>
+        <w:t xml:space="preserve"> </w:t>
+      </w:r>
+      <w:r>
+        <w:t xml:space="preserve">Construire un</w:t>
+      </w:r>
+      <w:r>
+        <w:t xml:space="preserve"> </w:t>
+      </w:r>
+      <w:r>
+        <w:rPr>
+          <w:bCs/>
+          <w:b/>
+        </w:rPr>
+        <w:t xml:space="preserve">intervalle de confiance à 99 %</w:t>
+      </w:r>
+      <w:r>
+        <w:t xml:space="preserve"> </w:t>
+      </w:r>
+      <w:r>
+        <w:t xml:space="preserve">pour</w:t>
+      </w:r>
+      <w:r>
+        <w:t xml:space="preserve"> </w:t>
+      </w:r>
+      <m:oMath>
+        <m:r>
+          <m:t>μ</m:t>
+        </m:r>
+      </m:oMath>
+      <w:r>
+        <w:t xml:space="preserve">.</w:t>
+      </w:r>
+    </w:p>
+    <w:p>
+      <w:pPr>
+        <w:pStyle w:val="BodyText"/>
+      </w:pPr>
+      <w:r>
+        <w:rPr>
+          <w:bCs/>
+          <w:b/>
+        </w:rPr>
         <w:t xml:space="preserve">10.</w:t>
       </w:r>
       <w:r>
@@ -6568,7 +6377,13 @@
         <w:t xml:space="preserve"> </w:t>
       </w:r>
       <w:r>
-        <w:t xml:space="preserve">faut-il pour obtenir un IC à 95 % de</w:t>
+        <w:t xml:space="preserve">faut-il pour que la demi-largeur de l’IC à 95 % soit</w:t>
+      </w:r>
+      <w:r>
+        <w:t xml:space="preserve"> </w:t>
+      </w:r>
+      <w:r>
+        <w:t xml:space="preserve">inférieure ou égale à</w:t>
       </w:r>
       <w:r>
         <w:t xml:space="preserve"> </w:t>
@@ -6578,21 +6393,7 @@
           <w:bCs/>
           <w:b/>
         </w:rPr>
-        <w:t xml:space="preserve">demi-largeur</w:t>
-      </w:r>
-      <w:r>
-        <w:rPr>
-          <w:bCs/>
-          <w:b/>
-        </w:rPr>
-        <w:t xml:space="preserve"> </w:t>
-      </w:r>
-      <w:r>
-        <w:rPr>
-          <w:bCs/>
-          <w:b/>
-        </w:rPr>
-        <w:t xml:space="preserve">inférieure ou égale à 1 ms</w:t>
+        <w:t xml:space="preserve">2 ms</w:t>
       </w:r>
       <w:r>
         <w:t xml:space="preserve"> </w:t>
@@ -6792,9 +6593,6 @@
     <w:abstractNumId w:val="991"/>
   </w:num>
   <w:num w:numId="1002">
-    <w:abstractNumId w:val="991"/>
-  </w:num>
-  <w:num w:numId="1003">
     <w:abstractNumId w:val="991"/>
   </w:num>
 </w:numbering>
